--- a/FINAL_PROYECTO/TocaCorreContinuous/Documentacion_TocaYCorre.docx
+++ b/FINAL_PROYECTO/TocaCorreContinuous/Documentacion_TocaYCorre.docx
@@ -1030,6 +1030,11 @@
     </w:sdt>
     <w:p/>
     <w:p>
+      <w:r>
+        <w:t xml:space="preserve">Repositorio: </w:t>
+      </w:r>
+    </w:p>
+    <w:p>
       <w:pPr>
         <w:rPr>
           <w:rFonts w:asciiTheme="majorHAnsi" w:eastAsiaTheme="majorEastAsia" w:hAnsiTheme="majorHAnsi" w:cstheme="majorBidi"/>
@@ -1040,6 +1045,14 @@
           <w:szCs w:val="28"/>
         </w:rPr>
       </w:pPr>
+      <w:hyperlink r:id="rId9" w:history="1">
+        <w:r>
+          <w:rPr>
+            <w:rStyle w:val="Hipervnculo"/>
+          </w:rPr>
+          <w:t>https://github.com/ArielHuarachi/SIS420_IA_2_2025/tree/main/FINAL_PROYECTO/TocaCorreContinuous</w:t>
+        </w:r>
+      </w:hyperlink>
       <w:r>
         <w:br w:type="page"/>
       </w:r>
@@ -1226,21 +1239,7 @@
         <w:rPr>
           <w:lang w:val="es-ES"/>
         </w:rPr>
-        <w:t xml:space="preserve">El Aprendizaje por Refuerzo permite que un agente aprenda a partir de prueba y error dentro de un entorno. En este proyecto, ambos agentes comienzan con movimientos </w:t>
-      </w:r>
-      <w:proofErr w:type="gramStart"/>
-      <w:r>
-        <w:rPr>
-          <w:lang w:val="es-ES"/>
-        </w:rPr>
-        <w:t>aleatorios</w:t>
-      </w:r>
-      <w:proofErr w:type="gramEnd"/>
-      <w:r>
-        <w:rPr>
-          <w:lang w:val="es-ES"/>
-        </w:rPr>
-        <w:t xml:space="preserve"> pero posteriormente muestran un comportamiento más estratégico gracias al proceso de exploración y explotación.</w:t>
+        <w:t>El Aprendizaje por Refuerzo permite que un agente aprenda a partir de prueba y error dentro de un entorno. En este proyecto, ambos agentes comienzan con movimientos aleatorios pero posteriormente muestran un comportamiento más estratégico gracias al proceso de exploración y explotación.</w:t>
       </w:r>
     </w:p>
     <w:p>
@@ -1626,21 +1625,7 @@
         <w:rPr>
           <w:lang w:val="es-BO"/>
         </w:rPr>
-        <w:t xml:space="preserve">Aprendizaje Q-Learning: política </w:t>
-      </w:r>
-      <w:proofErr w:type="spellStart"/>
-      <w:r>
-        <w:rPr>
-          <w:lang w:val="es-BO"/>
-        </w:rPr>
-        <w:t>epsilon-greedy</w:t>
-      </w:r>
-      <w:proofErr w:type="spellEnd"/>
-      <w:r>
-        <w:rPr>
-          <w:lang w:val="es-BO"/>
-        </w:rPr>
-        <w:t>, tabla Q por agente.</w:t>
+        <w:t>Aprendizaje Q-Learning: política epsilon-greedy, tabla Q por agente.</w:t>
       </w:r>
     </w:p>
     <w:p>
@@ -1907,21 +1892,7 @@
         <w:rPr>
           <w:lang w:val="es-ES"/>
         </w:rPr>
-        <w:t xml:space="preserve">El proyecto demuestra cómo los agentes pueden aprender estrategias complejas mediante RL. Es base para implementar Q-Learning o sistemas </w:t>
-      </w:r>
-      <w:proofErr w:type="spellStart"/>
-      <w:r>
-        <w:rPr>
-          <w:lang w:val="es-ES"/>
-        </w:rPr>
-        <w:t>multi-agente</w:t>
-      </w:r>
-      <w:proofErr w:type="spellEnd"/>
-      <w:r>
-        <w:rPr>
-          <w:lang w:val="es-ES"/>
-        </w:rPr>
-        <w:t>.</w:t>
+        <w:t>El proyecto demuestra cómo los agentes pueden aprender estrategias complejas mediante RL. Es base para implementar Q-Learning o sistemas multi-agente.</w:t>
       </w:r>
     </w:p>
     <w:p>
@@ -2057,6 +2028,54 @@
           <w:lang w:val="es-ES"/>
         </w:rPr>
         <w:t>El objetivo del juego es mostrar cómo, a través de la experiencia, los agentes desarrollan comportamientos inteligentes y adaptativos, alcanzando un equilibrio competitivo donde uno perfecciona la persecución y el otro mejora la evasión dentro del mismo laberinto.</w:t>
+      </w:r>
+    </w:p>
+    <w:p>
+      <w:pPr>
+        <w:jc w:val="center"/>
+        <w:rPr>
+          <w:lang w:val="es-ES"/>
+        </w:rPr>
+      </w:pPr>
+      <w:r>
+        <w:rPr>
+          <w:lang w:val="es-ES"/>
+        </w:rPr>
+        <w:drawing>
+          <wp:inline distT="0" distB="0" distL="0" distR="0" wp14:anchorId="70EF33F5" wp14:editId="44C818CD">
+            <wp:extent cx="2412661" cy="1402080"/>
+            <wp:effectExtent l="0" t="0" r="6985" b="7620"/>
+            <wp:docPr id="1" name="Imagen 1"/>
+            <wp:cNvGraphicFramePr>
+              <a:graphicFrameLocks xmlns:a="http://schemas.openxmlformats.org/drawingml/2006/main" noChangeAspect="1"/>
+            </wp:cNvGraphicFramePr>
+            <a:graphic xmlns:a="http://schemas.openxmlformats.org/drawingml/2006/main">
+              <a:graphicData uri="http://schemas.openxmlformats.org/drawingml/2006/picture">
+                <pic:pic xmlns:pic="http://schemas.openxmlformats.org/drawingml/2006/picture">
+                  <pic:nvPicPr>
+                    <pic:cNvPr id="1" name=""/>
+                    <pic:cNvPicPr/>
+                  </pic:nvPicPr>
+                  <pic:blipFill>
+                    <a:blip r:embed="rId10"/>
+                    <a:stretch>
+                      <a:fillRect/>
+                    </a:stretch>
+                  </pic:blipFill>
+                  <pic:spPr>
+                    <a:xfrm>
+                      <a:off x="0" y="0"/>
+                      <a:ext cx="2421225" cy="1407057"/>
+                    </a:xfrm>
+                    <a:prstGeom prst="rect">
+                      <a:avLst/>
+                    </a:prstGeom>
+                  </pic:spPr>
+                </pic:pic>
+              </a:graphicData>
+            </a:graphic>
+          </wp:inline>
+        </w:drawing>
       </w:r>
     </w:p>
     <w:p/>
@@ -13973,6 +13992,30 @@
       <w:u w:val="single"/>
     </w:rPr>
   </w:style>
+  <w:style w:type="character" w:styleId="Mencinsinresolver">
+    <w:name w:val="Unresolved Mention"/>
+    <w:basedOn w:val="Fuentedeprrafopredeter"/>
+    <w:uiPriority w:val="99"/>
+    <w:semiHidden/>
+    <w:unhideWhenUsed/>
+    <w:rsid w:val="00D61BFA"/>
+    <w:rPr>
+      <w:color w:val="605E5C"/>
+      <w:shd w:val="clear" w:color="auto" w:fill="E1DFDD"/>
+    </w:rPr>
+  </w:style>
+  <w:style w:type="character" w:styleId="Hipervnculovisitado">
+    <w:name w:val="FollowedHyperlink"/>
+    <w:basedOn w:val="Fuentedeprrafopredeter"/>
+    <w:uiPriority w:val="99"/>
+    <w:semiHidden/>
+    <w:unhideWhenUsed/>
+    <w:rsid w:val="00D61BFA"/>
+    <w:rPr>
+      <w:color w:val="800080" w:themeColor="followedHyperlink"/>
+      <w:u w:val="single"/>
+    </w:rPr>
+  </w:style>
 </w:styles>
 </file>
 

--- a/FINAL_PROYECTO/TocaCorreContinuous/Documentacion_TocaYCorre.docx
+++ b/FINAL_PROYECTO/TocaCorreContinuous/Documentacion_TocaYCorre.docx
@@ -389,7 +389,7 @@
           <w:r>
             <w:fldChar w:fldCharType="separate"/>
           </w:r>
-          <w:hyperlink w:anchor="_Toc215244751" w:history="1">
+          <w:hyperlink w:anchor="_Toc215303705" w:history="1">
             <w:r>
               <w:rPr>
                 <w:rStyle w:val="Hipervnculo"/>
@@ -417,7 +417,7 @@
                 <w:noProof/>
                 <w:webHidden/>
               </w:rPr>
-              <w:instrText xml:space="preserve"> PAGEREF _Toc215244751 \h </w:instrText>
+              <w:instrText xml:space="preserve"> PAGEREF _Toc215303705 \h </w:instrText>
             </w:r>
             <w:r>
               <w:rPr>
@@ -459,7 +459,7 @@
               <w:lang w:val="es-BO" w:eastAsia="es-BO"/>
             </w:rPr>
           </w:pPr>
-          <w:hyperlink w:anchor="_Toc215244752" w:history="1">
+          <w:hyperlink w:anchor="_Toc215303706" w:history="1">
             <w:r>
               <w:rPr>
                 <w:rStyle w:val="Hipervnculo"/>
@@ -487,7 +487,7 @@
                 <w:noProof/>
                 <w:webHidden/>
               </w:rPr>
-              <w:instrText xml:space="preserve"> PAGEREF _Toc215244752 \h </w:instrText>
+              <w:instrText xml:space="preserve"> PAGEREF _Toc215303706 \h </w:instrText>
             </w:r>
             <w:r>
               <w:rPr>
@@ -529,7 +529,7 @@
               <w:lang w:val="es-BO" w:eastAsia="es-BO"/>
             </w:rPr>
           </w:pPr>
-          <w:hyperlink w:anchor="_Toc215244753" w:history="1">
+          <w:hyperlink w:anchor="_Toc215303707" w:history="1">
             <w:r>
               <w:rPr>
                 <w:rStyle w:val="Hipervnculo"/>
@@ -557,217 +557,7 @@
                 <w:noProof/>
                 <w:webHidden/>
               </w:rPr>
-              <w:instrText xml:space="preserve"> PAGEREF _Toc215244753 \h </w:instrText>
-            </w:r>
-            <w:r>
-              <w:rPr>
-                <w:noProof/>
-                <w:webHidden/>
-              </w:rPr>
-            </w:r>
-            <w:r>
-              <w:rPr>
-                <w:noProof/>
-                <w:webHidden/>
-              </w:rPr>
-              <w:fldChar w:fldCharType="separate"/>
-            </w:r>
-            <w:r>
-              <w:rPr>
-                <w:noProof/>
-                <w:webHidden/>
-              </w:rPr>
-              <w:t>3</w:t>
-            </w:r>
-            <w:r>
-              <w:rPr>
-                <w:noProof/>
-                <w:webHidden/>
-              </w:rPr>
-              <w:fldChar w:fldCharType="end"/>
-            </w:r>
-          </w:hyperlink>
-        </w:p>
-        <w:p>
-          <w:pPr>
-            <w:pStyle w:val="TDC1"/>
-            <w:tabs>
-              <w:tab w:val="right" w:leader="dot" w:pos="8630"/>
-            </w:tabs>
-            <w:rPr>
-              <w:noProof/>
-              <w:lang w:val="es-BO" w:eastAsia="es-BO"/>
-            </w:rPr>
-          </w:pPr>
-          <w:hyperlink w:anchor="_Toc215244754" w:history="1">
-            <w:r>
-              <w:rPr>
-                <w:rStyle w:val="Hipervnculo"/>
-                <w:noProof/>
-                <w:lang w:val="es-BO"/>
-              </w:rPr>
-              <w:t>4. ANTECEDENTES</w:t>
-            </w:r>
-            <w:r>
-              <w:rPr>
-                <w:noProof/>
-                <w:webHidden/>
-              </w:rPr>
-              <w:tab/>
-            </w:r>
-            <w:r>
-              <w:rPr>
-                <w:noProof/>
-                <w:webHidden/>
-              </w:rPr>
-              <w:fldChar w:fldCharType="begin"/>
-            </w:r>
-            <w:r>
-              <w:rPr>
-                <w:noProof/>
-                <w:webHidden/>
-              </w:rPr>
-              <w:instrText xml:space="preserve"> PAGEREF _Toc215244754 \h </w:instrText>
-            </w:r>
-            <w:r>
-              <w:rPr>
-                <w:noProof/>
-                <w:webHidden/>
-              </w:rPr>
-            </w:r>
-            <w:r>
-              <w:rPr>
-                <w:noProof/>
-                <w:webHidden/>
-              </w:rPr>
-              <w:fldChar w:fldCharType="separate"/>
-            </w:r>
-            <w:r>
-              <w:rPr>
-                <w:noProof/>
-                <w:webHidden/>
-              </w:rPr>
-              <w:t>3</w:t>
-            </w:r>
-            <w:r>
-              <w:rPr>
-                <w:noProof/>
-                <w:webHidden/>
-              </w:rPr>
-              <w:fldChar w:fldCharType="end"/>
-            </w:r>
-          </w:hyperlink>
-        </w:p>
-        <w:p>
-          <w:pPr>
-            <w:pStyle w:val="TDC1"/>
-            <w:tabs>
-              <w:tab w:val="right" w:leader="dot" w:pos="8630"/>
-            </w:tabs>
-            <w:rPr>
-              <w:noProof/>
-              <w:lang w:val="es-BO" w:eastAsia="es-BO"/>
-            </w:rPr>
-          </w:pPr>
-          <w:hyperlink w:anchor="_Toc215244755" w:history="1">
-            <w:r>
-              <w:rPr>
-                <w:rStyle w:val="Hipervnculo"/>
-                <w:noProof/>
-                <w:lang w:val="es-BO"/>
-              </w:rPr>
-              <w:t>5. RECURSOS UTILIZADOS</w:t>
-            </w:r>
-            <w:r>
-              <w:rPr>
-                <w:noProof/>
-                <w:webHidden/>
-              </w:rPr>
-              <w:tab/>
-            </w:r>
-            <w:r>
-              <w:rPr>
-                <w:noProof/>
-                <w:webHidden/>
-              </w:rPr>
-              <w:fldChar w:fldCharType="begin"/>
-            </w:r>
-            <w:r>
-              <w:rPr>
-                <w:noProof/>
-                <w:webHidden/>
-              </w:rPr>
-              <w:instrText xml:space="preserve"> PAGEREF _Toc215244755 \h </w:instrText>
-            </w:r>
-            <w:r>
-              <w:rPr>
-                <w:noProof/>
-                <w:webHidden/>
-              </w:rPr>
-            </w:r>
-            <w:r>
-              <w:rPr>
-                <w:noProof/>
-                <w:webHidden/>
-              </w:rPr>
-              <w:fldChar w:fldCharType="separate"/>
-            </w:r>
-            <w:r>
-              <w:rPr>
-                <w:noProof/>
-                <w:webHidden/>
-              </w:rPr>
-              <w:t>3</w:t>
-            </w:r>
-            <w:r>
-              <w:rPr>
-                <w:noProof/>
-                <w:webHidden/>
-              </w:rPr>
-              <w:fldChar w:fldCharType="end"/>
-            </w:r>
-          </w:hyperlink>
-        </w:p>
-        <w:p>
-          <w:pPr>
-            <w:pStyle w:val="TDC1"/>
-            <w:tabs>
-              <w:tab w:val="right" w:leader="dot" w:pos="8630"/>
-            </w:tabs>
-            <w:rPr>
-              <w:noProof/>
-              <w:lang w:val="es-BO" w:eastAsia="es-BO"/>
-            </w:rPr>
-          </w:pPr>
-          <w:hyperlink w:anchor="_Toc215244756" w:history="1">
-            <w:r>
-              <w:rPr>
-                <w:rStyle w:val="Hipervnculo"/>
-                <w:noProof/>
-                <w:lang w:val="es-BO"/>
-              </w:rPr>
-              <w:t>6. DESCRIPCIÓN DEL SISTEMA</w:t>
-            </w:r>
-            <w:r>
-              <w:rPr>
-                <w:noProof/>
-                <w:webHidden/>
-              </w:rPr>
-              <w:tab/>
-            </w:r>
-            <w:r>
-              <w:rPr>
-                <w:noProof/>
-                <w:webHidden/>
-              </w:rPr>
-              <w:fldChar w:fldCharType="begin"/>
-            </w:r>
-            <w:r>
-              <w:rPr>
-                <w:noProof/>
-                <w:webHidden/>
-              </w:rPr>
-              <w:instrText xml:space="preserve"> PAGEREF _Toc215244756 \h </w:instrText>
+              <w:instrText xml:space="preserve"> PAGEREF _Toc215303707 \h </w:instrText>
             </w:r>
             <w:r>
               <w:rPr>
@@ -809,14 +599,14 @@
               <w:lang w:val="es-BO" w:eastAsia="es-BO"/>
             </w:rPr>
           </w:pPr>
-          <w:hyperlink w:anchor="_Toc215244757" w:history="1">
+          <w:hyperlink w:anchor="_Toc215303708" w:history="1">
             <w:r>
               <w:rPr>
                 <w:rStyle w:val="Hipervnculo"/>
                 <w:noProof/>
                 <w:lang w:val="es-BO"/>
               </w:rPr>
-              <w:t>7. FUNCIONAMIENTO DEL JUEGO</w:t>
+              <w:t>4. ANTECEDENTES</w:t>
             </w:r>
             <w:r>
               <w:rPr>
@@ -837,7 +627,7 @@
                 <w:noProof/>
                 <w:webHidden/>
               </w:rPr>
-              <w:instrText xml:space="preserve"> PAGEREF _Toc215244757 \h </w:instrText>
+              <w:instrText xml:space="preserve"> PAGEREF _Toc215303708 \h </w:instrText>
             </w:r>
             <w:r>
               <w:rPr>
@@ -879,7 +669,217 @@
               <w:lang w:val="es-BO" w:eastAsia="es-BO"/>
             </w:rPr>
           </w:pPr>
-          <w:hyperlink w:anchor="_Toc215244758" w:history="1">
+          <w:hyperlink w:anchor="_Toc215303709" w:history="1">
+            <w:r>
+              <w:rPr>
+                <w:rStyle w:val="Hipervnculo"/>
+                <w:noProof/>
+                <w:lang w:val="es-BO"/>
+              </w:rPr>
+              <w:t>5. RECURSOS UTILIZADOS</w:t>
+            </w:r>
+            <w:r>
+              <w:rPr>
+                <w:noProof/>
+                <w:webHidden/>
+              </w:rPr>
+              <w:tab/>
+            </w:r>
+            <w:r>
+              <w:rPr>
+                <w:noProof/>
+                <w:webHidden/>
+              </w:rPr>
+              <w:fldChar w:fldCharType="begin"/>
+            </w:r>
+            <w:r>
+              <w:rPr>
+                <w:noProof/>
+                <w:webHidden/>
+              </w:rPr>
+              <w:instrText xml:space="preserve"> PAGEREF _Toc215303709 \h </w:instrText>
+            </w:r>
+            <w:r>
+              <w:rPr>
+                <w:noProof/>
+                <w:webHidden/>
+              </w:rPr>
+            </w:r>
+            <w:r>
+              <w:rPr>
+                <w:noProof/>
+                <w:webHidden/>
+              </w:rPr>
+              <w:fldChar w:fldCharType="separate"/>
+            </w:r>
+            <w:r>
+              <w:rPr>
+                <w:noProof/>
+                <w:webHidden/>
+              </w:rPr>
+              <w:t>4</w:t>
+            </w:r>
+            <w:r>
+              <w:rPr>
+                <w:noProof/>
+                <w:webHidden/>
+              </w:rPr>
+              <w:fldChar w:fldCharType="end"/>
+            </w:r>
+          </w:hyperlink>
+        </w:p>
+        <w:p>
+          <w:pPr>
+            <w:pStyle w:val="TDC1"/>
+            <w:tabs>
+              <w:tab w:val="right" w:leader="dot" w:pos="8630"/>
+            </w:tabs>
+            <w:rPr>
+              <w:noProof/>
+              <w:lang w:val="es-BO" w:eastAsia="es-BO"/>
+            </w:rPr>
+          </w:pPr>
+          <w:hyperlink w:anchor="_Toc215303710" w:history="1">
+            <w:r>
+              <w:rPr>
+                <w:rStyle w:val="Hipervnculo"/>
+                <w:noProof/>
+                <w:lang w:val="es-BO"/>
+              </w:rPr>
+              <w:t>6. DESCRIPCIÓN DEL SISTEMA</w:t>
+            </w:r>
+            <w:r>
+              <w:rPr>
+                <w:noProof/>
+                <w:webHidden/>
+              </w:rPr>
+              <w:tab/>
+            </w:r>
+            <w:r>
+              <w:rPr>
+                <w:noProof/>
+                <w:webHidden/>
+              </w:rPr>
+              <w:fldChar w:fldCharType="begin"/>
+            </w:r>
+            <w:r>
+              <w:rPr>
+                <w:noProof/>
+                <w:webHidden/>
+              </w:rPr>
+              <w:instrText xml:space="preserve"> PAGEREF _Toc215303710 \h </w:instrText>
+            </w:r>
+            <w:r>
+              <w:rPr>
+                <w:noProof/>
+                <w:webHidden/>
+              </w:rPr>
+            </w:r>
+            <w:r>
+              <w:rPr>
+                <w:noProof/>
+                <w:webHidden/>
+              </w:rPr>
+              <w:fldChar w:fldCharType="separate"/>
+            </w:r>
+            <w:r>
+              <w:rPr>
+                <w:noProof/>
+                <w:webHidden/>
+              </w:rPr>
+              <w:t>4</w:t>
+            </w:r>
+            <w:r>
+              <w:rPr>
+                <w:noProof/>
+                <w:webHidden/>
+              </w:rPr>
+              <w:fldChar w:fldCharType="end"/>
+            </w:r>
+          </w:hyperlink>
+        </w:p>
+        <w:p>
+          <w:pPr>
+            <w:pStyle w:val="TDC1"/>
+            <w:tabs>
+              <w:tab w:val="right" w:leader="dot" w:pos="8630"/>
+            </w:tabs>
+            <w:rPr>
+              <w:noProof/>
+              <w:lang w:val="es-BO" w:eastAsia="es-BO"/>
+            </w:rPr>
+          </w:pPr>
+          <w:hyperlink w:anchor="_Toc215303711" w:history="1">
+            <w:r>
+              <w:rPr>
+                <w:rStyle w:val="Hipervnculo"/>
+                <w:noProof/>
+                <w:lang w:val="es-BO"/>
+              </w:rPr>
+              <w:t>7. FUNCIONAMIENTO DEL JUEGO</w:t>
+            </w:r>
+            <w:r>
+              <w:rPr>
+                <w:noProof/>
+                <w:webHidden/>
+              </w:rPr>
+              <w:tab/>
+            </w:r>
+            <w:r>
+              <w:rPr>
+                <w:noProof/>
+                <w:webHidden/>
+              </w:rPr>
+              <w:fldChar w:fldCharType="begin"/>
+            </w:r>
+            <w:r>
+              <w:rPr>
+                <w:noProof/>
+                <w:webHidden/>
+              </w:rPr>
+              <w:instrText xml:space="preserve"> PAGEREF _Toc215303711 \h </w:instrText>
+            </w:r>
+            <w:r>
+              <w:rPr>
+                <w:noProof/>
+                <w:webHidden/>
+              </w:rPr>
+            </w:r>
+            <w:r>
+              <w:rPr>
+                <w:noProof/>
+                <w:webHidden/>
+              </w:rPr>
+              <w:fldChar w:fldCharType="separate"/>
+            </w:r>
+            <w:r>
+              <w:rPr>
+                <w:noProof/>
+                <w:webHidden/>
+              </w:rPr>
+              <w:t>6</w:t>
+            </w:r>
+            <w:r>
+              <w:rPr>
+                <w:noProof/>
+                <w:webHidden/>
+              </w:rPr>
+              <w:fldChar w:fldCharType="end"/>
+            </w:r>
+          </w:hyperlink>
+        </w:p>
+        <w:p>
+          <w:pPr>
+            <w:pStyle w:val="TDC1"/>
+            <w:tabs>
+              <w:tab w:val="right" w:leader="dot" w:pos="8630"/>
+            </w:tabs>
+            <w:rPr>
+              <w:noProof/>
+              <w:lang w:val="es-BO" w:eastAsia="es-BO"/>
+            </w:rPr>
+          </w:pPr>
+          <w:hyperlink w:anchor="_Toc215303712" w:history="1">
             <w:r>
               <w:rPr>
                 <w:rStyle w:val="Hipervnculo"/>
@@ -915,7 +915,7 @@
                 <w:noProof/>
                 <w:webHidden/>
               </w:rPr>
-              <w:instrText xml:space="preserve"> PAGEREF _Toc215244758 \h </w:instrText>
+              <w:instrText xml:space="preserve"> PAGEREF _Toc215303712 \h </w:instrText>
             </w:r>
             <w:r>
               <w:rPr>
@@ -935,77 +935,7 @@
                 <w:noProof/>
                 <w:webHidden/>
               </w:rPr>
-              <w:t>5</w:t>
-            </w:r>
-            <w:r>
-              <w:rPr>
-                <w:noProof/>
-                <w:webHidden/>
-              </w:rPr>
-              <w:fldChar w:fldCharType="end"/>
-            </w:r>
-          </w:hyperlink>
-        </w:p>
-        <w:p>
-          <w:pPr>
-            <w:pStyle w:val="TDC1"/>
-            <w:tabs>
-              <w:tab w:val="right" w:leader="dot" w:pos="8630"/>
-            </w:tabs>
-            <w:rPr>
-              <w:noProof/>
-              <w:lang w:val="es-BO" w:eastAsia="es-BO"/>
-            </w:rPr>
-          </w:pPr>
-          <w:hyperlink w:anchor="_Toc215244759" w:history="1">
-            <w:r>
-              <w:rPr>
-                <w:rStyle w:val="Hipervnculo"/>
-                <w:noProof/>
-                <w:lang w:val="es-ES"/>
-              </w:rPr>
-              <w:t>General</w:t>
-            </w:r>
-            <w:r>
-              <w:rPr>
-                <w:noProof/>
-                <w:webHidden/>
-              </w:rPr>
-              <w:tab/>
-            </w:r>
-            <w:r>
-              <w:rPr>
-                <w:noProof/>
-                <w:webHidden/>
-              </w:rPr>
-              <w:fldChar w:fldCharType="begin"/>
-            </w:r>
-            <w:r>
-              <w:rPr>
-                <w:noProof/>
-                <w:webHidden/>
-              </w:rPr>
-              <w:instrText xml:space="preserve"> PAGEREF _Toc215244759 \h </w:instrText>
-            </w:r>
-            <w:r>
-              <w:rPr>
-                <w:noProof/>
-                <w:webHidden/>
-              </w:rPr>
-            </w:r>
-            <w:r>
-              <w:rPr>
-                <w:noProof/>
-                <w:webHidden/>
-              </w:rPr>
-              <w:fldChar w:fldCharType="separate"/>
-            </w:r>
-            <w:r>
-              <w:rPr>
-                <w:noProof/>
-                <w:webHidden/>
-              </w:rPr>
-              <w:t>5</w:t>
+              <w:t>7</w:t>
             </w:r>
             <w:r>
               <w:rPr>
@@ -1030,21 +960,16 @@
     </w:sdt>
     <w:p/>
     <w:p>
-      <w:r>
-        <w:t xml:space="preserve">Repositorio: </w:t>
+      <w:proofErr w:type="spellStart"/>
+      <w:r>
+        <w:t>Repositorio</w:t>
+      </w:r>
+      <w:proofErr w:type="spellEnd"/>
+      <w:r>
+        <w:t xml:space="preserve">: </w:t>
       </w:r>
     </w:p>
     <w:p>
-      <w:pPr>
-        <w:rPr>
-          <w:rFonts w:asciiTheme="majorHAnsi" w:eastAsiaTheme="majorEastAsia" w:hAnsiTheme="majorHAnsi" w:cstheme="majorBidi"/>
-          <w:b/>
-          <w:bCs/>
-          <w:color w:val="365F91" w:themeColor="accent1" w:themeShade="BF"/>
-          <w:sz w:val="28"/>
-          <w:szCs w:val="28"/>
-        </w:rPr>
-      </w:pPr>
       <w:hyperlink r:id="rId9" w:history="1">
         <w:r>
           <w:rPr>
@@ -1053,50 +978,169 @@
           <w:t>https://github.com/ArielHuarachi/SIS420_IA_2_2025/tree/main/FINAL_PROYECTO/TocaCorreContinuous</w:t>
         </w:r>
       </w:hyperlink>
-      <w:r>
-        <w:br w:type="page"/>
-      </w:r>
+    </w:p>
+    <w:p/>
+    <w:p/>
+    <w:p/>
+    <w:p/>
+    <w:p/>
+    <w:p/>
+    <w:p/>
+    <w:p/>
+    <w:p/>
+    <w:p/>
+    <w:p/>
+    <w:p>
+      <w:pPr>
+        <w:rPr>
+          <w:rFonts w:asciiTheme="majorHAnsi" w:eastAsiaTheme="majorEastAsia" w:hAnsiTheme="majorHAnsi" w:cstheme="majorBidi"/>
+          <w:b/>
+          <w:bCs/>
+          <w:color w:val="365F91" w:themeColor="accent1" w:themeShade="BF"/>
+          <w:sz w:val="28"/>
+          <w:szCs w:val="28"/>
+        </w:rPr>
+      </w:pPr>
     </w:p>
     <w:p>
       <w:pPr>
         <w:pStyle w:val="Ttulo1"/>
-      </w:pPr>
-    </w:p>
-    <w:p>
-      <w:pPr>
-        <w:pStyle w:val="Ttulo1"/>
         <w:jc w:val="both"/>
         <w:rPr>
           <w:color w:val="auto"/>
           <w:lang w:val="es-BO"/>
         </w:rPr>
       </w:pPr>
-      <w:bookmarkStart w:id="0" w:name="_Toc215244751"/>
+      <w:bookmarkStart w:id="0" w:name="_Toc215303705"/>
       <w:r>
         <w:rPr>
           <w:color w:val="auto"/>
           <w:lang w:val="es-BO"/>
         </w:rPr>
+        <w:lastRenderedPageBreak/>
         <w:t>1. INTRODUCCIÓN</w:t>
       </w:r>
       <w:bookmarkEnd w:id="0"/>
     </w:p>
     <w:p>
       <w:pPr>
-        <w:jc w:val="both"/>
-        <w:rPr>
-          <w:lang w:val="es-BO"/>
-        </w:rPr>
-      </w:pPr>
-      <w:r>
-        <w:rPr>
-          <w:lang w:val="es-BO"/>
-        </w:rPr>
-        <w:t>El proyecto Toca y Corre Aprendizaje por Refuerzo consiste en el diseño y desarrollo de un entorno dinámico donde dos agentes autónomos un Perseguidor y un Evasor interactúan dentro de un laberinto continuo con obstáculos. El sistema permite observar cómo ambos agentes aprenden mediante experiencia directa utilizando Q-Learning.</w:t>
+        <w:rPr>
+          <w:lang w:val="es-BO"/>
+        </w:rPr>
+      </w:pPr>
+      <w:r>
+        <w:rPr>
+          <w:lang w:val="es-BO"/>
+        </w:rPr>
+        <w:t>El proyecto Toca y Corre Aprendizaje por Refuerzo consiste en el diseño y desarrollo de un entorno dinámico donde dos agentes autónomos un Perseguidor y un Evasor interactúan dentro de un laberinto continuo con obstáculos. El sistema permite observar cómo ambos agentes aprenden mediante experiencia.</w:t>
       </w:r>
     </w:p>
     <w:p>
       <w:pPr>
+        <w:rPr>
+          <w:lang w:val="es-ES"/>
+        </w:rPr>
+      </w:pPr>
+      <w:r>
+        <w:rPr>
+          <w:lang w:val="es-ES"/>
+        </w:rPr>
+        <w:t>Cada agente aprende de forma independiente mediante un sistema de recompensas y penalizaciones:</w:t>
+      </w:r>
+    </w:p>
+    <w:p>
+      <w:pPr>
+        <w:rPr>
+          <w:lang w:val="es-ES"/>
+        </w:rPr>
+      </w:pPr>
+      <w:r>
+        <w:rPr>
+          <w:lang w:val="es-ES"/>
+        </w:rPr>
+        <w:t>• El perseguidor recibe recompensas al acercarse o atrapar al evasor, y penalizaciones si se aleja o choca con los obstáculos.</w:t>
+      </w:r>
+    </w:p>
+    <w:p>
+      <w:pPr>
+        <w:rPr>
+          <w:lang w:val="es-ES"/>
+        </w:rPr>
+      </w:pPr>
+      <w:r>
+        <w:rPr>
+          <w:lang w:val="es-ES"/>
+        </w:rPr>
+        <w:t>• El evasor obtiene puntos por mantener distancia y pierde si es atrapado.</w:t>
+      </w:r>
+    </w:p>
+    <w:p>
+      <w:pPr>
+        <w:rPr>
+          <w:lang w:val="es-ES"/>
+        </w:rPr>
+      </w:pPr>
+      <w:r>
+        <w:rPr>
+          <w:lang w:val="es-ES"/>
+        </w:rPr>
+        <w:t>Ambos agentes cuentan también con habilidades adicionales que influyen en su toma de decisiones:</w:t>
+      </w:r>
+    </w:p>
+    <w:p>
+      <w:pPr>
+        <w:rPr>
+          <w:lang w:val="es-ES"/>
+        </w:rPr>
+      </w:pPr>
+      <w:r>
+        <w:rPr>
+          <w:lang w:val="es-ES"/>
+        </w:rPr>
+        <w:t>El evasor puede colocar una trampa temporal en el piso; si el perseguidor la pisa, queda ralentizado durante un turno antes de continuar su movimiento normal.</w:t>
+      </w:r>
+    </w:p>
+    <w:p>
+      <w:pPr>
+        <w:rPr>
+          <w:lang w:val="es-ES"/>
+        </w:rPr>
+      </w:pPr>
+      <w:r>
+        <w:rPr>
+          <w:lang w:val="es-ES"/>
+        </w:rPr>
+        <w:t>El perseguidor, por su parte, dispone de un salto único por episodio, que le permite atravesar un obstáculo o una pared para recortar distancia cuando el evasor toma mucha ventaja.</w:t>
+      </w:r>
+    </w:p>
+    <w:p>
+      <w:pPr>
+        <w:rPr>
+          <w:lang w:val="es-ES"/>
+        </w:rPr>
+      </w:pPr>
+      <w:r>
+        <w:rPr>
+          <w:lang w:val="es-ES"/>
+        </w:rPr>
+        <w:t>El laberinto incluye además zonas especiales que afectan momentáneamente a los agentes: algunas casillas aumentan su velocidad por un turno y otras la reducen. Esto obliga a ambos a elegir rutas con mayor estrategia, evitando zonas desfavorables y aprovechando las ventajosas cuando sea necesario.</w:t>
+      </w:r>
+    </w:p>
+    <w:p>
+      <w:pPr>
+        <w:rPr>
+          <w:lang w:val="es-ES"/>
+        </w:rPr>
+      </w:pPr>
+      <w:r>
+        <w:rPr>
+          <w:lang w:val="es-ES"/>
+        </w:rPr>
+        <w:t>Al inicio del entrenamiento los movimientos son en gran parte aleatorios (exploración), pero conforme acumulan episodios comienzan a comportarse de manera más estratégica (explotación), anticipando rutas, evitando riesgos y optimizando su forma de perseguir o escapar.</w:t>
+      </w:r>
+    </w:p>
+    <w:p>
+      <w:pPr>
         <w:pStyle w:val="Ttulo1"/>
         <w:jc w:val="both"/>
         <w:rPr>
@@ -1104,7 +1148,7 @@
           <w:lang w:val="es-BO"/>
         </w:rPr>
       </w:pPr>
-      <w:bookmarkStart w:id="1" w:name="_Toc215244752"/>
+      <w:bookmarkStart w:id="1" w:name="_Toc215303706"/>
       <w:r>
         <w:rPr>
           <w:color w:val="auto"/>
@@ -1125,23 +1169,44 @@
         <w:rPr>
           <w:lang w:val="es-BO"/>
         </w:rPr>
-        <w:t>Diseñar e implementar un sistema basado en Aprendizaje por Refuerzo que permita que dos agentes autónomos aprendan estrategias de persecución y evasión en un entorno continuo.</w:t>
+        <w:t xml:space="preserve">Diseñar e implementar un sistema basado en Aprendizaje por Refuerzo que permita que dos agentes autónomos aprendan estrategias de persecución y evasión en un entorno </w:t>
+      </w:r>
+      <w:r>
+        <w:rPr>
+          <w:lang w:val="es-BO"/>
+        </w:rPr>
+        <w:t xml:space="preserve">donde </w:t>
+      </w:r>
+      <w:r>
+        <w:rPr>
+          <w:lang w:val="es-ES"/>
+        </w:rPr>
+        <w:t>los agentes desarrollan comportamientos inteligentes y adaptativos, alcanzando un equilibrio competitivo donde uno perfecciona la persecución y el otro mejora la evasión dentro del mismo laberinto.</w:t>
       </w:r>
     </w:p>
     <w:p>
       <w:pPr>
+        <w:jc w:val="both"/>
+        <w:rPr>
+          <w:lang w:val="es-BO"/>
+        </w:rPr>
+      </w:pPr>
+    </w:p>
+    <w:p>
+      <w:pPr>
         <w:pStyle w:val="Ttulo1"/>
         <w:rPr>
           <w:color w:val="auto"/>
           <w:lang w:val="es-BO"/>
         </w:rPr>
       </w:pPr>
-      <w:bookmarkStart w:id="2" w:name="_Toc215244753"/>
+      <w:bookmarkStart w:id="2" w:name="_Toc215303707"/>
       <w:r>
         <w:rPr>
           <w:color w:val="auto"/>
           <w:lang w:val="es-BO"/>
         </w:rPr>
+        <w:lastRenderedPageBreak/>
         <w:t>3. OBJETIVOS ESPECÍFICOS</w:t>
       </w:r>
       <w:bookmarkEnd w:id="2"/>
@@ -1195,7 +1260,21 @@
         <w:rPr>
           <w:lang w:val="es-BO"/>
         </w:rPr>
-        <w:t>• Integrar visualización en Pygame.</w:t>
+        <w:t xml:space="preserve">• Integrar visualización en </w:t>
+      </w:r>
+      <w:proofErr w:type="spellStart"/>
+      <w:r>
+        <w:rPr>
+          <w:lang w:val="es-BO"/>
+        </w:rPr>
+        <w:t>Pygame</w:t>
+      </w:r>
+      <w:proofErr w:type="spellEnd"/>
+      <w:r>
+        <w:rPr>
+          <w:lang w:val="es-BO"/>
+        </w:rPr>
+        <w:t>.</w:t>
       </w:r>
     </w:p>
     <w:p>
@@ -1219,7 +1298,7 @@
           <w:lang w:val="es-BO"/>
         </w:rPr>
       </w:pPr>
-      <w:bookmarkStart w:id="3" w:name="_Toc215244754"/>
+      <w:bookmarkStart w:id="3" w:name="_Toc215303708"/>
       <w:r>
         <w:rPr>
           <w:color w:val="auto"/>
@@ -1231,6 +1310,7 @@
     </w:p>
     <w:p>
       <w:pPr>
+        <w:jc w:val="both"/>
         <w:rPr>
           <w:lang w:val="es-ES"/>
         </w:rPr>
@@ -1239,7 +1319,19 @@
         <w:rPr>
           <w:lang w:val="es-ES"/>
         </w:rPr>
-        <w:t>El Aprendizaje por Refuerzo permite que un agente aprenda a partir de prueba y error dentro de un entorno. En este proyecto, ambos agentes comienzan con movimientos aleatorios pero posteriormente muestran un comportamiento más estratégico gracias al proceso de exploración y explotación.</w:t>
+        <w:t xml:space="preserve">El Aprendizaje por Refuerzo permite que un agente aprenda a partir de prueba y error dentro de un entorno. En este proyecto, ambos agentes comienzan con movimientos </w:t>
+      </w:r>
+      <w:r>
+        <w:rPr>
+          <w:lang w:val="es-ES"/>
+        </w:rPr>
+        <w:t>aleatorios,</w:t>
+      </w:r>
+      <w:r>
+        <w:rPr>
+          <w:lang w:val="es-ES"/>
+        </w:rPr>
+        <w:t xml:space="preserve"> pero posteriormente muestran un comportamiento más estratégico gracias al proceso de exploración y explotación.</w:t>
       </w:r>
     </w:p>
     <w:p>
@@ -1250,7 +1342,7 @@
           <w:lang w:val="es-BO"/>
         </w:rPr>
       </w:pPr>
-      <w:bookmarkStart w:id="4" w:name="_Toc215244755"/>
+      <w:bookmarkStart w:id="4" w:name="_Toc215303709"/>
       <w:r>
         <w:rPr>
           <w:color w:val="auto"/>
@@ -1301,24 +1393,28 @@
         </w:rPr>
         <w:t xml:space="preserve"> </w:t>
       </w:r>
+      <w:proofErr w:type="spellStart"/>
       <w:r>
         <w:rPr>
           <w:lang w:val="es-BO"/>
         </w:rPr>
         <w:t>NumPy</w:t>
       </w:r>
+      <w:proofErr w:type="spellEnd"/>
       <w:r>
         <w:rPr>
           <w:lang w:val="es-BO"/>
         </w:rPr>
         <w:t xml:space="preserve">, </w:t>
       </w:r>
+      <w:proofErr w:type="spellStart"/>
       <w:r>
         <w:rPr>
           <w:lang w:val="es-BO"/>
         </w:rPr>
         <w:t>Pygame</w:t>
       </w:r>
+      <w:proofErr w:type="spellEnd"/>
     </w:p>
     <w:p>
       <w:pPr>
@@ -1346,7 +1442,7 @@
         </w:numPr>
         <w:spacing w:before="100" w:beforeAutospacing="1" w:after="100" w:afterAutospacing="1" w:line="240" w:lineRule="auto"/>
         <w:rPr>
-          <w:rFonts w:ascii="Times New Roman" w:eastAsia="Times New Roman" w:hAnsi="Times New Roman" w:cs="Times New Roman"/>
+          <w:rFonts w:eastAsia="Times New Roman" w:cs="Times New Roman"/>
           <w:sz w:val="24"/>
           <w:szCs w:val="24"/>
           <w:lang w:val="es-BO" w:eastAsia="es-BO"/>
@@ -1354,12 +1450,30 @@
       </w:pPr>
       <w:r>
         <w:rPr>
-          <w:rFonts w:ascii="Times New Roman" w:eastAsia="Times New Roman" w:hAnsi="Times New Roman" w:cs="Times New Roman"/>
+          <w:rFonts w:eastAsia="Times New Roman" w:cs="Times New Roman"/>
           <w:sz w:val="24"/>
           <w:szCs w:val="24"/>
           <w:lang w:val="es-BO" w:eastAsia="es-BO"/>
         </w:rPr>
-        <w:t>main.py – menú principal</w:t>
+        <w:t>main.py –</w:t>
+      </w:r>
+      <w:r>
+        <w:rPr>
+          <w:rFonts w:eastAsia="Times New Roman" w:cs="Times New Roman"/>
+          <w:sz w:val="24"/>
+          <w:szCs w:val="24"/>
+          <w:lang w:val="es-BO" w:eastAsia="es-BO"/>
+        </w:rPr>
+        <w:t>&gt;</w:t>
+      </w:r>
+      <w:r>
+        <w:rPr>
+          <w:rFonts w:eastAsia="Times New Roman" w:cs="Times New Roman"/>
+          <w:sz w:val="24"/>
+          <w:szCs w:val="24"/>
+          <w:lang w:val="es-BO" w:eastAsia="es-BO"/>
+        </w:rPr>
+        <w:t xml:space="preserve"> menú principal</w:t>
       </w:r>
     </w:p>
     <w:p>
@@ -1371,7 +1485,7 @@
         </w:numPr>
         <w:spacing w:before="100" w:beforeAutospacing="1" w:after="100" w:afterAutospacing="1" w:line="240" w:lineRule="auto"/>
         <w:rPr>
-          <w:rFonts w:ascii="Times New Roman" w:eastAsia="Times New Roman" w:hAnsi="Times New Roman" w:cs="Times New Roman"/>
+          <w:rFonts w:eastAsia="Times New Roman" w:cs="Times New Roman"/>
           <w:sz w:val="24"/>
           <w:szCs w:val="24"/>
           <w:lang w:val="es-BO" w:eastAsia="es-BO"/>
@@ -1379,12 +1493,30 @@
       </w:pPr>
       <w:r>
         <w:rPr>
-          <w:rFonts w:ascii="Times New Roman" w:eastAsia="Times New Roman" w:hAnsi="Times New Roman" w:cs="Times New Roman"/>
+          <w:rFonts w:eastAsia="Times New Roman" w:cs="Times New Roman"/>
           <w:sz w:val="24"/>
           <w:szCs w:val="24"/>
           <w:lang w:val="es-BO" w:eastAsia="es-BO"/>
         </w:rPr>
-        <w:t>train.py – entrenamiento con Q-Learning</w:t>
+        <w:t>train.py –</w:t>
+      </w:r>
+      <w:r>
+        <w:rPr>
+          <w:rFonts w:eastAsia="Times New Roman" w:cs="Times New Roman"/>
+          <w:sz w:val="24"/>
+          <w:szCs w:val="24"/>
+          <w:lang w:val="es-BO" w:eastAsia="es-BO"/>
+        </w:rPr>
+        <w:t>&gt;</w:t>
+      </w:r>
+      <w:r>
+        <w:rPr>
+          <w:rFonts w:eastAsia="Times New Roman" w:cs="Times New Roman"/>
+          <w:sz w:val="24"/>
+          <w:szCs w:val="24"/>
+          <w:lang w:val="es-BO" w:eastAsia="es-BO"/>
+        </w:rPr>
+        <w:t xml:space="preserve"> entrenamiento con Q-Learning</w:t>
       </w:r>
     </w:p>
     <w:p>
@@ -1396,7 +1528,7 @@
         </w:numPr>
         <w:spacing w:before="100" w:beforeAutospacing="1" w:after="100" w:afterAutospacing="1" w:line="240" w:lineRule="auto"/>
         <w:rPr>
-          <w:rFonts w:ascii="Times New Roman" w:eastAsia="Times New Roman" w:hAnsi="Times New Roman" w:cs="Times New Roman"/>
+          <w:rFonts w:eastAsia="Times New Roman" w:cs="Times New Roman"/>
           <w:sz w:val="24"/>
           <w:szCs w:val="24"/>
           <w:lang w:val="es-BO" w:eastAsia="es-BO"/>
@@ -1404,12 +1536,30 @@
       </w:pPr>
       <w:r>
         <w:rPr>
-          <w:rFonts w:ascii="Times New Roman" w:eastAsia="Times New Roman" w:hAnsi="Times New Roman" w:cs="Times New Roman"/>
+          <w:rFonts w:eastAsia="Times New Roman" w:cs="Times New Roman"/>
           <w:sz w:val="24"/>
           <w:szCs w:val="24"/>
           <w:lang w:val="es-BO" w:eastAsia="es-BO"/>
         </w:rPr>
-        <w:t>environment.py – entorno continuo del laberinto</w:t>
+        <w:t>environment.py –</w:t>
+      </w:r>
+      <w:r>
+        <w:rPr>
+          <w:rFonts w:eastAsia="Times New Roman" w:cs="Times New Roman"/>
+          <w:sz w:val="24"/>
+          <w:szCs w:val="24"/>
+          <w:lang w:val="es-BO" w:eastAsia="es-BO"/>
+        </w:rPr>
+        <w:t>&gt;</w:t>
+      </w:r>
+      <w:r>
+        <w:rPr>
+          <w:rFonts w:eastAsia="Times New Roman" w:cs="Times New Roman"/>
+          <w:sz w:val="24"/>
+          <w:szCs w:val="24"/>
+          <w:lang w:val="es-BO" w:eastAsia="es-BO"/>
+        </w:rPr>
+        <w:t xml:space="preserve"> entorno continuo del laberinto</w:t>
       </w:r>
     </w:p>
     <w:p>
@@ -1421,7 +1571,7 @@
         </w:numPr>
         <w:spacing w:before="100" w:beforeAutospacing="1" w:after="100" w:afterAutospacing="1" w:line="240" w:lineRule="auto"/>
         <w:rPr>
-          <w:rFonts w:ascii="Times New Roman" w:eastAsia="Times New Roman" w:hAnsi="Times New Roman" w:cs="Times New Roman"/>
+          <w:rFonts w:eastAsia="Times New Roman" w:cs="Times New Roman"/>
           <w:sz w:val="24"/>
           <w:szCs w:val="24"/>
           <w:lang w:val="es-BO" w:eastAsia="es-BO"/>
@@ -1429,12 +1579,30 @@
       </w:pPr>
       <w:r>
         <w:rPr>
-          <w:rFonts w:ascii="Times New Roman" w:eastAsia="Times New Roman" w:hAnsi="Times New Roman" w:cs="Times New Roman"/>
+          <w:rFonts w:eastAsia="Times New Roman" w:cs="Times New Roman"/>
           <w:sz w:val="24"/>
           <w:szCs w:val="24"/>
           <w:lang w:val="es-BO" w:eastAsia="es-BO"/>
         </w:rPr>
-        <w:t>agents.py – definiciones de Perseguidor y Evasor</w:t>
+        <w:t>agents.py –</w:t>
+      </w:r>
+      <w:r>
+        <w:rPr>
+          <w:rFonts w:eastAsia="Times New Roman" w:cs="Times New Roman"/>
+          <w:sz w:val="24"/>
+          <w:szCs w:val="24"/>
+          <w:lang w:val="es-BO" w:eastAsia="es-BO"/>
+        </w:rPr>
+        <w:t>&gt;</w:t>
+      </w:r>
+      <w:r>
+        <w:rPr>
+          <w:rFonts w:eastAsia="Times New Roman" w:cs="Times New Roman"/>
+          <w:sz w:val="24"/>
+          <w:szCs w:val="24"/>
+          <w:lang w:val="es-BO" w:eastAsia="es-BO"/>
+        </w:rPr>
+        <w:t xml:space="preserve"> definiciones de Perseguidor y Evasor</w:t>
       </w:r>
     </w:p>
     <w:p>
@@ -1446,7 +1614,7 @@
         </w:numPr>
         <w:spacing w:before="100" w:beforeAutospacing="1" w:after="100" w:afterAutospacing="1" w:line="240" w:lineRule="auto"/>
         <w:rPr>
-          <w:rFonts w:ascii="Times New Roman" w:eastAsia="Times New Roman" w:hAnsi="Times New Roman" w:cs="Times New Roman"/>
+          <w:rFonts w:eastAsia="Times New Roman" w:cs="Times New Roman"/>
           <w:sz w:val="24"/>
           <w:szCs w:val="24"/>
           <w:lang w:val="es-BO" w:eastAsia="es-BO"/>
@@ -1454,12 +1622,30 @@
       </w:pPr>
       <w:r>
         <w:rPr>
-          <w:rFonts w:ascii="Times New Roman" w:eastAsia="Times New Roman" w:hAnsi="Times New Roman" w:cs="Times New Roman"/>
+          <w:rFonts w:eastAsia="Times New Roman" w:cs="Times New Roman"/>
           <w:sz w:val="24"/>
           <w:szCs w:val="24"/>
           <w:lang w:val="es-BO" w:eastAsia="es-BO"/>
         </w:rPr>
-        <w:t>maze.py – colisiones y paredes</w:t>
+        <w:t>maze.py –</w:t>
+      </w:r>
+      <w:r>
+        <w:rPr>
+          <w:rFonts w:eastAsia="Times New Roman" w:cs="Times New Roman"/>
+          <w:sz w:val="24"/>
+          <w:szCs w:val="24"/>
+          <w:lang w:val="es-BO" w:eastAsia="es-BO"/>
+        </w:rPr>
+        <w:t>&gt;</w:t>
+      </w:r>
+      <w:r>
+        <w:rPr>
+          <w:rFonts w:eastAsia="Times New Roman" w:cs="Times New Roman"/>
+          <w:sz w:val="24"/>
+          <w:szCs w:val="24"/>
+          <w:lang w:val="es-BO" w:eastAsia="es-BO"/>
+        </w:rPr>
+        <w:t xml:space="preserve"> colisiones y paredes</w:t>
       </w:r>
     </w:p>
     <w:p>
@@ -1471,7 +1657,7 @@
         </w:numPr>
         <w:spacing w:before="100" w:beforeAutospacing="1" w:after="100" w:afterAutospacing="1" w:line="240" w:lineRule="auto"/>
         <w:rPr>
-          <w:rFonts w:ascii="Times New Roman" w:eastAsia="Times New Roman" w:hAnsi="Times New Roman" w:cs="Times New Roman"/>
+          <w:rFonts w:eastAsia="Times New Roman" w:cs="Times New Roman"/>
           <w:sz w:val="24"/>
           <w:szCs w:val="24"/>
           <w:lang w:val="es-BO" w:eastAsia="es-BO"/>
@@ -1479,13 +1665,30 @@
       </w:pPr>
       <w:r>
         <w:rPr>
-          <w:rFonts w:ascii="Times New Roman" w:eastAsia="Times New Roman" w:hAnsi="Times New Roman" w:cs="Times New Roman"/>
+          <w:rFonts w:eastAsia="Times New Roman" w:cs="Times New Roman"/>
           <w:sz w:val="24"/>
           <w:szCs w:val="24"/>
           <w:lang w:val="es-BO" w:eastAsia="es-BO"/>
         </w:rPr>
-        <w:lastRenderedPageBreak/>
-        <w:t>step_logic.py – lógica de movimiento y reglas</w:t>
+        <w:t>step_logic.py –</w:t>
+      </w:r>
+      <w:r>
+        <w:rPr>
+          <w:rFonts w:eastAsia="Times New Roman" w:cs="Times New Roman"/>
+          <w:sz w:val="24"/>
+          <w:szCs w:val="24"/>
+          <w:lang w:val="es-BO" w:eastAsia="es-BO"/>
+        </w:rPr>
+        <w:t xml:space="preserve">&gt; </w:t>
+      </w:r>
+      <w:r>
+        <w:rPr>
+          <w:rFonts w:eastAsia="Times New Roman" w:cs="Times New Roman"/>
+          <w:sz w:val="24"/>
+          <w:szCs w:val="24"/>
+          <w:lang w:val="es-BO" w:eastAsia="es-BO"/>
+        </w:rPr>
+        <w:t>lógica de movimiento y reglas</w:t>
       </w:r>
     </w:p>
     <w:p>
@@ -1497,7 +1700,7 @@
         </w:numPr>
         <w:spacing w:before="100" w:beforeAutospacing="1" w:after="100" w:afterAutospacing="1" w:line="240" w:lineRule="auto"/>
         <w:rPr>
-          <w:rFonts w:ascii="Times New Roman" w:eastAsia="Times New Roman" w:hAnsi="Times New Roman" w:cs="Times New Roman"/>
+          <w:rFonts w:eastAsia="Times New Roman" w:cs="Times New Roman"/>
           <w:sz w:val="24"/>
           <w:szCs w:val="24"/>
           <w:lang w:val="es-BO" w:eastAsia="es-BO"/>
@@ -1505,12 +1708,30 @@
       </w:pPr>
       <w:r>
         <w:rPr>
-          <w:rFonts w:ascii="Times New Roman" w:eastAsia="Times New Roman" w:hAnsi="Times New Roman" w:cs="Times New Roman"/>
+          <w:rFonts w:eastAsia="Times New Roman" w:cs="Times New Roman"/>
           <w:sz w:val="24"/>
           <w:szCs w:val="24"/>
           <w:lang w:val="es-BO" w:eastAsia="es-BO"/>
         </w:rPr>
-        <w:t>rewards.py – sistema de recompensas</w:t>
+        <w:t>rewards.py –</w:t>
+      </w:r>
+      <w:r>
+        <w:rPr>
+          <w:rFonts w:eastAsia="Times New Roman" w:cs="Times New Roman"/>
+          <w:sz w:val="24"/>
+          <w:szCs w:val="24"/>
+          <w:lang w:val="es-BO" w:eastAsia="es-BO"/>
+        </w:rPr>
+        <w:t>&gt;</w:t>
+      </w:r>
+      <w:r>
+        <w:rPr>
+          <w:rFonts w:eastAsia="Times New Roman" w:cs="Times New Roman"/>
+          <w:sz w:val="24"/>
+          <w:szCs w:val="24"/>
+          <w:lang w:val="es-BO" w:eastAsia="es-BO"/>
+        </w:rPr>
+        <w:t xml:space="preserve"> sistema de recompensas</w:t>
       </w:r>
     </w:p>
     <w:p>
@@ -1522,7 +1743,7 @@
         </w:numPr>
         <w:spacing w:before="100" w:beforeAutospacing="1" w:after="100" w:afterAutospacing="1" w:line="240" w:lineRule="auto"/>
         <w:rPr>
-          <w:rFonts w:ascii="Times New Roman" w:eastAsia="Times New Roman" w:hAnsi="Times New Roman" w:cs="Times New Roman"/>
+          <w:rFonts w:eastAsia="Times New Roman" w:cs="Times New Roman"/>
           <w:sz w:val="24"/>
           <w:szCs w:val="24"/>
           <w:lang w:val="es-BO" w:eastAsia="es-BO"/>
@@ -1530,13 +1751,42 @@
       </w:pPr>
       <w:r>
         <w:rPr>
-          <w:rFonts w:ascii="Times New Roman" w:eastAsia="Times New Roman" w:hAnsi="Times New Roman" w:cs="Times New Roman"/>
+          <w:rFonts w:eastAsia="Times New Roman" w:cs="Times New Roman"/>
           <w:sz w:val="24"/>
           <w:szCs w:val="24"/>
           <w:lang w:val="es-BO" w:eastAsia="es-BO"/>
         </w:rPr>
-        <w:t>visualize.py – visualización Pygame</w:t>
-      </w:r>
+        <w:t>visualize.py –</w:t>
+      </w:r>
+      <w:r>
+        <w:rPr>
+          <w:rFonts w:eastAsia="Times New Roman" w:cs="Times New Roman"/>
+          <w:sz w:val="24"/>
+          <w:szCs w:val="24"/>
+          <w:lang w:val="es-BO" w:eastAsia="es-BO"/>
+        </w:rPr>
+        <w:t>&gt;</w:t>
+      </w:r>
+      <w:r>
+        <w:rPr>
+          <w:rFonts w:eastAsia="Times New Roman" w:cs="Times New Roman"/>
+          <w:sz w:val="24"/>
+          <w:szCs w:val="24"/>
+          <w:lang w:val="es-BO" w:eastAsia="es-BO"/>
+        </w:rPr>
+        <w:t xml:space="preserve"> visualización </w:t>
+      </w:r>
+      <w:proofErr w:type="spellStart"/>
+      <w:r>
+        <w:rPr>
+          <w:rFonts w:eastAsia="Times New Roman" w:cs="Times New Roman"/>
+          <w:sz w:val="24"/>
+          <w:szCs w:val="24"/>
+          <w:lang w:val="es-BO" w:eastAsia="es-BO"/>
+        </w:rPr>
+        <w:t>Pygame</w:t>
+      </w:r>
+      <w:proofErr w:type="spellEnd"/>
       <w:r>
         <w:rPr>
           <w:lang w:val="es-BO"/>
@@ -1566,7 +1816,7 @@
           <w:lang w:val="es-BO"/>
         </w:rPr>
       </w:pPr>
-      <w:bookmarkStart w:id="5" w:name="_Toc215244756"/>
+      <w:bookmarkStart w:id="5" w:name="_Toc215303710"/>
       <w:r>
         <w:rPr>
           <w:color w:val="auto"/>
@@ -1625,7 +1875,21 @@
         <w:rPr>
           <w:lang w:val="es-BO"/>
         </w:rPr>
-        <w:t>Aprendizaje Q-Learning: política epsilon-greedy, tabla Q por agente.</w:t>
+        <w:t xml:space="preserve">Aprendizaje Q-Learning: política </w:t>
+      </w:r>
+      <w:proofErr w:type="spellStart"/>
+      <w:r>
+        <w:rPr>
+          <w:lang w:val="es-BO"/>
+        </w:rPr>
+        <w:t>epsilon-greedy</w:t>
+      </w:r>
+      <w:proofErr w:type="spellEnd"/>
+      <w:r>
+        <w:rPr>
+          <w:lang w:val="es-BO"/>
+        </w:rPr>
+        <w:t>, tabla Q por agente.</w:t>
       </w:r>
     </w:p>
     <w:p>
@@ -1638,6 +1902,7 @@
         <w:rPr>
           <w:lang w:val="es-BO"/>
         </w:rPr>
+        <w:lastRenderedPageBreak/>
         <w:t>1️</w:t>
       </w:r>
       <w:r>
@@ -1716,10 +1981,57 @@
           <w:lang w:val="es-BO"/>
         </w:rPr>
       </w:pPr>
+      <w:r>
+        <w:rPr>
+          <w:b/>
+          <w:bCs/>
+          <w:lang w:val="es-BO"/>
+        </w:rPr>
+        <w:t>2️ Evasor:</w:t>
+      </w:r>
     </w:p>
     <w:p>
       <w:pPr>
         <w:rPr>
+          <w:lang w:val="es-BO"/>
+        </w:rPr>
+      </w:pPr>
+      <w:r>
+        <w:rPr>
+          <w:lang w:val="es-BO"/>
+        </w:rPr>
+        <w:t>- Busca mantener distancia.</w:t>
+      </w:r>
+    </w:p>
+    <w:p>
+      <w:pPr>
+        <w:rPr>
+          <w:lang w:val="es-BO"/>
+        </w:rPr>
+      </w:pPr>
+      <w:r>
+        <w:rPr>
+          <w:lang w:val="es-BO"/>
+        </w:rPr>
+        <w:t>- Gana puntos por huir.</w:t>
+      </w:r>
+    </w:p>
+    <w:p>
+      <w:pPr>
+        <w:rPr>
+          <w:lang w:val="es-BO"/>
+        </w:rPr>
+      </w:pPr>
+      <w:r>
+        <w:rPr>
+          <w:lang w:val="es-BO"/>
+        </w:rPr>
+        <w:t>- Habilidad especial: Trampa temporal que ralentiza al perseguidor.</w:t>
+      </w:r>
+    </w:p>
+    <w:p>
+      <w:pPr>
+        <w:rPr>
           <w:b/>
           <w:bCs/>
           <w:lang w:val="es-BO"/>
@@ -1731,57 +2043,903 @@
           <w:bCs/>
           <w:lang w:val="es-BO"/>
         </w:rPr>
-        <w:t>2️ Evasor:</w:t>
+        <w:t>Estados</w:t>
       </w:r>
     </w:p>
     <w:p>
       <w:pPr>
-        <w:rPr>
-          <w:lang w:val="es-BO"/>
-        </w:rPr>
-      </w:pPr>
-      <w:r>
-        <w:rPr>
-          <w:lang w:val="es-BO"/>
-        </w:rPr>
-        <w:t>- Busca mantener distancia.</w:t>
+        <w:pStyle w:val="Prrafodelista"/>
+        <w:numPr>
+          <w:ilvl w:val="0"/>
+          <w:numId w:val="17"/>
+        </w:numPr>
+        <w:rPr>
+          <w:lang w:val="es-BO"/>
+        </w:rPr>
+      </w:pPr>
+      <w:proofErr w:type="gramStart"/>
+      <w:r>
+        <w:rPr>
+          <w:lang w:val="es-BO"/>
+        </w:rPr>
+        <w:t>Posición perseguidor</w:t>
+      </w:r>
+      <w:proofErr w:type="gramEnd"/>
+      <w:r>
+        <w:rPr>
+          <w:lang w:val="es-BO"/>
+        </w:rPr>
+        <w:t xml:space="preserve"> (</w:t>
+      </w:r>
+      <w:proofErr w:type="spellStart"/>
+      <w:r>
+        <w:rPr>
+          <w:lang w:val="es-BO"/>
+        </w:rPr>
+        <w:t>X_per</w:t>
+      </w:r>
+      <w:proofErr w:type="spellEnd"/>
+      <w:r>
+        <w:rPr>
+          <w:lang w:val="es-BO"/>
+        </w:rPr>
+        <w:t xml:space="preserve">, </w:t>
+      </w:r>
+      <w:proofErr w:type="spellStart"/>
+      <w:r>
+        <w:rPr>
+          <w:lang w:val="es-BO"/>
+        </w:rPr>
+        <w:t>Y_per</w:t>
+      </w:r>
+      <w:proofErr w:type="spellEnd"/>
+      <w:r>
+        <w:rPr>
+          <w:lang w:val="es-BO"/>
+        </w:rPr>
+        <w:t>)</w:t>
       </w:r>
     </w:p>
     <w:p>
       <w:pPr>
-        <w:rPr>
-          <w:lang w:val="es-BO"/>
-        </w:rPr>
-      </w:pPr>
-      <w:r>
-        <w:rPr>
-          <w:lang w:val="es-BO"/>
-        </w:rPr>
-        <w:t>- Gana puntos por huir.</w:t>
+        <w:pStyle w:val="Prrafodelista"/>
+        <w:numPr>
+          <w:ilvl w:val="0"/>
+          <w:numId w:val="17"/>
+        </w:numPr>
+        <w:rPr>
+          <w:lang w:val="es-BO"/>
+        </w:rPr>
+      </w:pPr>
+      <w:proofErr w:type="gramStart"/>
+      <w:r>
+        <w:rPr>
+          <w:lang w:val="es-BO"/>
+        </w:rPr>
+        <w:t>Posición evasor</w:t>
+      </w:r>
+      <w:proofErr w:type="gramEnd"/>
+      <w:r>
+        <w:rPr>
+          <w:lang w:val="es-BO"/>
+        </w:rPr>
+        <w:t xml:space="preserve"> (</w:t>
+      </w:r>
+      <w:proofErr w:type="spellStart"/>
+      <w:r>
+        <w:rPr>
+          <w:lang w:val="es-BO"/>
+        </w:rPr>
+        <w:t>X_eva</w:t>
+      </w:r>
+      <w:proofErr w:type="spellEnd"/>
+      <w:r>
+        <w:rPr>
+          <w:lang w:val="es-BO"/>
+        </w:rPr>
+        <w:t xml:space="preserve">, </w:t>
+      </w:r>
+      <w:proofErr w:type="spellStart"/>
+      <w:r>
+        <w:rPr>
+          <w:lang w:val="es-BO"/>
+        </w:rPr>
+        <w:t>Y_eva</w:t>
+      </w:r>
+      <w:proofErr w:type="spellEnd"/>
+      <w:r>
+        <w:rPr>
+          <w:lang w:val="es-BO"/>
+        </w:rPr>
+        <w:t>)</w:t>
       </w:r>
     </w:p>
     <w:p>
       <w:pPr>
-        <w:rPr>
-          <w:lang w:val="es-BO"/>
-        </w:rPr>
-      </w:pPr>
-      <w:r>
-        <w:rPr>
-          <w:lang w:val="es-BO"/>
-        </w:rPr>
-        <w:t>- Habilidad especial: Trampa temporal que ralentiza al perseguidor.</w:t>
+        <w:pStyle w:val="Prrafodelista"/>
+        <w:numPr>
+          <w:ilvl w:val="0"/>
+          <w:numId w:val="17"/>
+        </w:numPr>
+        <w:rPr>
+          <w:lang w:val="es-BO"/>
+        </w:rPr>
+      </w:pPr>
+      <w:r>
+        <w:rPr>
+          <w:lang w:val="es-BO"/>
+        </w:rPr>
+        <w:t>Distancia entre agentes (d)</w:t>
       </w:r>
     </w:p>
     <w:p>
       <w:pPr>
+        <w:pStyle w:val="Prrafodelista"/>
+        <w:numPr>
+          <w:ilvl w:val="0"/>
+          <w:numId w:val="17"/>
+        </w:numPr>
+        <w:rPr>
+          <w:lang w:val="es-BO"/>
+        </w:rPr>
+      </w:pPr>
+      <w:r>
+        <w:rPr>
+          <w:lang w:val="es-BO"/>
+        </w:rPr>
+        <w:t>Ángulo relativo (θ)</w:t>
+      </w:r>
+    </w:p>
+    <w:p>
+      <w:pPr>
+        <w:pStyle w:val="Prrafodelista"/>
+        <w:numPr>
+          <w:ilvl w:val="0"/>
+          <w:numId w:val="17"/>
+        </w:numPr>
+        <w:rPr>
+          <w:lang w:val="es-BO"/>
+        </w:rPr>
+      </w:pPr>
+      <w:r>
+        <w:rPr>
+          <w:lang w:val="es-BO"/>
+        </w:rPr>
+        <w:t>Salto disponible (0/1)</w:t>
+      </w:r>
+    </w:p>
+    <w:p>
+      <w:pPr>
+        <w:pStyle w:val="Prrafodelista"/>
+        <w:numPr>
+          <w:ilvl w:val="0"/>
+          <w:numId w:val="17"/>
+        </w:numPr>
+        <w:rPr>
+          <w:lang w:val="es-BO"/>
+        </w:rPr>
+      </w:pPr>
+      <w:r>
+        <w:rPr>
+          <w:lang w:val="es-BO"/>
+        </w:rPr>
+        <w:t>Perseguidor en trampa (0/1)</w:t>
+      </w:r>
+    </w:p>
+    <w:p>
+      <w:pPr>
+        <w:pStyle w:val="Prrafodelista"/>
+        <w:numPr>
+          <w:ilvl w:val="0"/>
+          <w:numId w:val="17"/>
+        </w:numPr>
+        <w:rPr>
+          <w:lang w:val="es-BO"/>
+        </w:rPr>
+      </w:pPr>
+      <w:r>
+        <w:rPr>
+          <w:lang w:val="es-BO"/>
+        </w:rPr>
+        <w:t>Trampa activa del evasor (0/1)</w:t>
+      </w:r>
+    </w:p>
+    <w:p>
+      <w:pPr>
+        <w:rPr>
+          <w:b/>
+          <w:bCs/>
+          <w:lang w:val="es-BO"/>
+        </w:rPr>
+      </w:pPr>
+      <w:r>
+        <w:rPr>
+          <w:b/>
+          <w:bCs/>
+          <w:lang w:val="es-BO"/>
+        </w:rPr>
+        <w:t>Acciones</w:t>
+      </w:r>
+    </w:p>
+    <w:p>
+      <w:pPr>
+        <w:pStyle w:val="Prrafodelista"/>
+        <w:numPr>
+          <w:ilvl w:val="0"/>
+          <w:numId w:val="18"/>
+        </w:numPr>
+        <w:rPr>
+          <w:b/>
+          <w:bCs/>
+          <w:lang w:val="es-BO"/>
+        </w:rPr>
+      </w:pPr>
+      <w:r>
+        <w:rPr>
+          <w:lang w:val="es-BO"/>
+        </w:rPr>
+        <w:t>0 – Derecha (0°)</w:t>
+      </w:r>
+    </w:p>
+    <w:p>
+      <w:pPr>
+        <w:pStyle w:val="Prrafodelista"/>
+        <w:numPr>
+          <w:ilvl w:val="0"/>
+          <w:numId w:val="18"/>
+        </w:numPr>
+        <w:rPr>
+          <w:b/>
+          <w:bCs/>
+          <w:lang w:val="es-BO"/>
+        </w:rPr>
+      </w:pPr>
+      <w:r>
+        <w:rPr>
+          <w:lang w:val="es-BO"/>
+        </w:rPr>
+        <w:t>1 – Arriba-derecha (45°)</w:t>
+      </w:r>
+    </w:p>
+    <w:p>
+      <w:pPr>
+        <w:pStyle w:val="Prrafodelista"/>
+        <w:numPr>
+          <w:ilvl w:val="0"/>
+          <w:numId w:val="18"/>
+        </w:numPr>
+        <w:rPr>
+          <w:b/>
+          <w:bCs/>
+          <w:lang w:val="es-BO"/>
+        </w:rPr>
+      </w:pPr>
+      <w:r>
+        <w:rPr>
+          <w:lang w:val="es-BO"/>
+        </w:rPr>
+        <w:t>2 – Arriba (90°)</w:t>
+      </w:r>
+    </w:p>
+    <w:p>
+      <w:pPr>
+        <w:pStyle w:val="Prrafodelista"/>
+        <w:numPr>
+          <w:ilvl w:val="0"/>
+          <w:numId w:val="18"/>
+        </w:numPr>
+        <w:rPr>
+          <w:b/>
+          <w:bCs/>
+          <w:lang w:val="es-BO"/>
+        </w:rPr>
+      </w:pPr>
+      <w:r>
+        <w:rPr>
+          <w:lang w:val="es-BO"/>
+        </w:rPr>
+        <w:t>3 – Arriba-izquierda (135°)</w:t>
+      </w:r>
+    </w:p>
+    <w:p>
+      <w:pPr>
+        <w:pStyle w:val="Prrafodelista"/>
+        <w:numPr>
+          <w:ilvl w:val="0"/>
+          <w:numId w:val="18"/>
+        </w:numPr>
+        <w:rPr>
+          <w:b/>
+          <w:bCs/>
+          <w:lang w:val="es-BO"/>
+        </w:rPr>
+      </w:pPr>
+      <w:r>
+        <w:rPr>
+          <w:lang w:val="es-BO"/>
+        </w:rPr>
+        <w:t>4 – Izquierda (180°)</w:t>
+      </w:r>
+    </w:p>
+    <w:p>
+      <w:pPr>
+        <w:pStyle w:val="Prrafodelista"/>
+        <w:numPr>
+          <w:ilvl w:val="0"/>
+          <w:numId w:val="18"/>
+        </w:numPr>
+        <w:rPr>
+          <w:b/>
+          <w:bCs/>
+          <w:lang w:val="es-BO"/>
+        </w:rPr>
+      </w:pPr>
+      <w:r>
+        <w:rPr>
+          <w:lang w:val="es-BO"/>
+        </w:rPr>
+        <w:t>5 – Abajo-izquierda (225°)</w:t>
+      </w:r>
+    </w:p>
+    <w:p>
+      <w:pPr>
+        <w:pStyle w:val="Prrafodelista"/>
+        <w:numPr>
+          <w:ilvl w:val="0"/>
+          <w:numId w:val="18"/>
+        </w:numPr>
+        <w:rPr>
+          <w:b/>
+          <w:bCs/>
+          <w:lang w:val="es-BO"/>
+        </w:rPr>
+      </w:pPr>
+      <w:r>
+        <w:rPr>
+          <w:lang w:val="es-BO"/>
+        </w:rPr>
+        <w:t>6 – Abajo (270°)</w:t>
+      </w:r>
+    </w:p>
+    <w:p>
+      <w:pPr>
+        <w:pStyle w:val="Prrafodelista"/>
+        <w:numPr>
+          <w:ilvl w:val="0"/>
+          <w:numId w:val="18"/>
+        </w:numPr>
+        <w:rPr>
+          <w:b/>
+          <w:bCs/>
+          <w:lang w:val="es-BO"/>
+        </w:rPr>
+      </w:pPr>
+      <w:r>
+        <w:rPr>
+          <w:lang w:val="es-BO"/>
+        </w:rPr>
+        <w:t>7 – Abajo-derecha (315°)</w:t>
+      </w:r>
+    </w:p>
+    <w:p>
+      <w:pPr>
+        <w:pStyle w:val="Prrafodelista"/>
+        <w:numPr>
+          <w:ilvl w:val="0"/>
+          <w:numId w:val="18"/>
+        </w:numPr>
+        <w:rPr>
+          <w:b/>
+          <w:bCs/>
+          <w:lang w:val="es-BO"/>
+        </w:rPr>
+      </w:pPr>
+      <w:r>
+        <w:rPr>
+          <w:lang w:val="es-BO"/>
+        </w:rPr>
+        <w:t>8 – Acción especial (Salto / Trampa)</w:t>
+      </w:r>
+    </w:p>
+    <w:p>
+      <w:pPr>
+        <w:rPr>
+          <w:b/>
+          <w:bCs/>
+          <w:lang w:val="es-BO"/>
+        </w:rPr>
+      </w:pPr>
+      <w:r>
+        <w:rPr>
+          <w:b/>
+          <w:bCs/>
+          <w:lang w:val="es-BO"/>
+        </w:rPr>
+        <w:t>Recompensas</w:t>
+      </w:r>
+    </w:p>
+    <w:p>
+      <w:pPr>
+        <w:ind w:firstLine="360"/>
+        <w:rPr>
+          <w:b/>
+          <w:bCs/>
+          <w:lang w:val="es-BO"/>
+        </w:rPr>
+      </w:pPr>
+      <w:r>
+        <w:rPr>
+          <w:b/>
+          <w:bCs/>
+          <w:lang w:val="es-BO"/>
+        </w:rPr>
+        <w:t>Perseguidor</w:t>
+      </w:r>
+    </w:p>
+    <w:p>
+      <w:pPr>
+        <w:pStyle w:val="Prrafodelista"/>
+        <w:numPr>
+          <w:ilvl w:val="0"/>
+          <w:numId w:val="19"/>
+        </w:numPr>
+        <w:rPr>
+          <w:lang w:val="es-BO"/>
+        </w:rPr>
+      </w:pPr>
+      <w:r>
+        <w:rPr>
+          <w:lang w:val="es-BO"/>
+        </w:rPr>
+        <w:t>+200 Capturar al evasor</w:t>
+      </w:r>
+    </w:p>
+    <w:p>
+      <w:pPr>
+        <w:pStyle w:val="Prrafodelista"/>
+        <w:numPr>
+          <w:ilvl w:val="0"/>
+          <w:numId w:val="19"/>
+        </w:numPr>
+        <w:rPr>
+          <w:lang w:val="es-BO"/>
+        </w:rPr>
+      </w:pPr>
+      <w:r>
+        <w:rPr>
+          <w:lang w:val="es-BO"/>
+        </w:rPr>
+        <w:t>+50 Captura rápida</w:t>
+      </w:r>
+    </w:p>
+    <w:p>
+      <w:pPr>
+        <w:pStyle w:val="Prrafodelista"/>
+        <w:numPr>
+          <w:ilvl w:val="0"/>
+          <w:numId w:val="19"/>
+        </w:numPr>
+        <w:rPr>
+          <w:lang w:val="es-BO"/>
+        </w:rPr>
+      </w:pPr>
+      <w:r>
+        <w:rPr>
+          <w:lang w:val="es-BO"/>
+        </w:rPr>
+        <w:t>+15 Estar muy cerca (&lt;1.5)</w:t>
+      </w:r>
+    </w:p>
+    <w:p>
+      <w:pPr>
+        <w:pStyle w:val="Prrafodelista"/>
+        <w:numPr>
+          <w:ilvl w:val="0"/>
+          <w:numId w:val="19"/>
+        </w:numPr>
+        <w:rPr>
+          <w:lang w:val="es-BO"/>
+        </w:rPr>
+      </w:pPr>
+      <w:r>
+        <w:rPr>
+          <w:lang w:val="es-BO"/>
+        </w:rPr>
+        <w:lastRenderedPageBreak/>
+        <w:t>+10 Acercarse al evasor</w:t>
+      </w:r>
+    </w:p>
+    <w:p>
+      <w:pPr>
+        <w:pStyle w:val="Prrafodelista"/>
+        <w:numPr>
+          <w:ilvl w:val="0"/>
+          <w:numId w:val="19"/>
+        </w:numPr>
+        <w:rPr>
+          <w:lang w:val="es-BO"/>
+        </w:rPr>
+      </w:pPr>
+      <w:r>
+        <w:rPr>
+          <w:lang w:val="es-BO"/>
+        </w:rPr>
+        <w:t>+5 Zona rápida</w:t>
+      </w:r>
+    </w:p>
+    <w:p>
+      <w:pPr>
+        <w:pStyle w:val="Prrafodelista"/>
+        <w:numPr>
+          <w:ilvl w:val="0"/>
+          <w:numId w:val="19"/>
+        </w:numPr>
+        <w:rPr>
+          <w:lang w:val="es-BO"/>
+        </w:rPr>
+      </w:pPr>
+      <w:r>
+        <w:rPr>
+          <w:lang w:val="es-BO"/>
+        </w:rPr>
+        <w:t>+5 Estrategia: Per rápido y Eva lento</w:t>
+      </w:r>
+    </w:p>
+    <w:p>
+      <w:pPr>
+        <w:pStyle w:val="Prrafodelista"/>
+        <w:numPr>
+          <w:ilvl w:val="0"/>
+          <w:numId w:val="19"/>
+        </w:numPr>
+        <w:rPr>
+          <w:lang w:val="es-BO"/>
+        </w:rPr>
+      </w:pPr>
+      <w:r>
+        <w:rPr>
+          <w:lang w:val="es-BO"/>
+        </w:rPr>
+        <w:t>+5 Uso estratégico del salto</w:t>
+      </w:r>
+    </w:p>
+    <w:p>
+      <w:pPr>
+        <w:pStyle w:val="Prrafodelista"/>
+        <w:numPr>
+          <w:ilvl w:val="0"/>
+          <w:numId w:val="19"/>
+        </w:numPr>
+        <w:rPr>
+          <w:lang w:val="es-BO"/>
+        </w:rPr>
+      </w:pPr>
+      <w:r>
+        <w:rPr>
+          <w:lang w:val="es-BO"/>
+        </w:rPr>
+        <w:t>-8 Entrar en trampa</w:t>
+      </w:r>
+    </w:p>
+    <w:p>
+      <w:pPr>
+        <w:pStyle w:val="Prrafodelista"/>
+        <w:numPr>
+          <w:ilvl w:val="0"/>
+          <w:numId w:val="19"/>
+        </w:numPr>
+        <w:rPr>
+          <w:lang w:val="es-BO"/>
+        </w:rPr>
+      </w:pPr>
+      <w:r>
+        <w:rPr>
+          <w:lang w:val="es-BO"/>
+        </w:rPr>
+        <w:t>-5 Choque con pared</w:t>
+      </w:r>
+    </w:p>
+    <w:p>
+      <w:pPr>
+        <w:pStyle w:val="Prrafodelista"/>
+        <w:numPr>
+          <w:ilvl w:val="0"/>
+          <w:numId w:val="19"/>
+        </w:numPr>
+        <w:rPr>
+          <w:lang w:val="es-BO"/>
+        </w:rPr>
+      </w:pPr>
+      <w:r>
+        <w:rPr>
+          <w:lang w:val="es-BO"/>
+        </w:rPr>
+        <w:t>-3 Estar muy lejos</w:t>
+      </w:r>
+    </w:p>
+    <w:p>
+      <w:pPr>
+        <w:pStyle w:val="Prrafodelista"/>
+        <w:numPr>
+          <w:ilvl w:val="0"/>
+          <w:numId w:val="19"/>
+        </w:numPr>
+        <w:rPr>
+          <w:lang w:val="es-BO"/>
+        </w:rPr>
+      </w:pPr>
+      <w:r>
+        <w:rPr>
+          <w:lang w:val="es-BO"/>
+        </w:rPr>
+        <w:t>-2 No usar salto cuando debe</w:t>
+      </w:r>
+    </w:p>
+    <w:p>
+      <w:pPr>
+        <w:pStyle w:val="Prrafodelista"/>
+        <w:numPr>
+          <w:ilvl w:val="0"/>
+          <w:numId w:val="19"/>
+        </w:numPr>
+        <w:rPr>
+          <w:lang w:val="es-BO"/>
+        </w:rPr>
+      </w:pPr>
+      <w:r>
+        <w:rPr>
+          <w:lang w:val="es-BO"/>
+        </w:rPr>
+        <w:t>-0.5 Inactividad</w:t>
+      </w:r>
+    </w:p>
+    <w:p>
+      <w:pPr>
+        <w:ind w:firstLine="360"/>
+        <w:rPr>
+          <w:b/>
+          <w:bCs/>
+          <w:lang w:val="es-BO"/>
+        </w:rPr>
+      </w:pPr>
+      <w:r>
+        <w:rPr>
+          <w:b/>
+          <w:bCs/>
+          <w:lang w:val="es-BO"/>
+        </w:rPr>
+        <w:t>Evasor</w:t>
+      </w:r>
+    </w:p>
+    <w:p>
+      <w:pPr>
+        <w:pStyle w:val="Prrafodelista"/>
+        <w:numPr>
+          <w:ilvl w:val="0"/>
+          <w:numId w:val="20"/>
+        </w:numPr>
+        <w:rPr>
+          <w:b/>
+          <w:bCs/>
+          <w:lang w:val="es-BO"/>
+        </w:rPr>
+      </w:pPr>
+      <w:r>
+        <w:rPr>
+          <w:lang w:val="es-BO"/>
+        </w:rPr>
+        <w:t>+150 Sobrevivir mucho tiempo</w:t>
+      </w:r>
+    </w:p>
+    <w:p>
+      <w:pPr>
+        <w:pStyle w:val="Prrafodelista"/>
+        <w:numPr>
+          <w:ilvl w:val="0"/>
+          <w:numId w:val="20"/>
+        </w:numPr>
+        <w:rPr>
+          <w:b/>
+          <w:bCs/>
+          <w:lang w:val="es-BO"/>
+        </w:rPr>
+      </w:pPr>
+      <w:r>
+        <w:rPr>
+          <w:lang w:val="es-BO"/>
+        </w:rPr>
+        <w:t>+10 Trampa efectiva (Per pisa trampa)</w:t>
+      </w:r>
+    </w:p>
+    <w:p>
+      <w:pPr>
+        <w:pStyle w:val="Prrafodelista"/>
+        <w:numPr>
+          <w:ilvl w:val="0"/>
+          <w:numId w:val="20"/>
+        </w:numPr>
+        <w:rPr>
+          <w:b/>
+          <w:bCs/>
+          <w:lang w:val="es-BO"/>
+        </w:rPr>
+      </w:pPr>
+      <w:r>
+        <w:rPr>
+          <w:lang w:val="es-BO"/>
+        </w:rPr>
+        <w:t>+10 Alejarse del perseguidor</w:t>
+      </w:r>
+    </w:p>
+    <w:p>
+      <w:pPr>
+        <w:pStyle w:val="Prrafodelista"/>
+        <w:numPr>
+          <w:ilvl w:val="0"/>
+          <w:numId w:val="20"/>
+        </w:numPr>
+        <w:rPr>
+          <w:b/>
+          <w:bCs/>
+          <w:lang w:val="es-BO"/>
+        </w:rPr>
+      </w:pPr>
+      <w:r>
+        <w:rPr>
+          <w:lang w:val="es-BO"/>
+        </w:rPr>
+        <w:t>+5 Zona rápida</w:t>
+      </w:r>
+    </w:p>
+    <w:p>
+      <w:pPr>
+        <w:pStyle w:val="Prrafodelista"/>
+        <w:numPr>
+          <w:ilvl w:val="0"/>
+          <w:numId w:val="20"/>
+        </w:numPr>
+        <w:rPr>
+          <w:b/>
+          <w:bCs/>
+          <w:lang w:val="es-BO"/>
+        </w:rPr>
+      </w:pPr>
+      <w:r>
+        <w:rPr>
+          <w:lang w:val="es-BO"/>
+        </w:rPr>
+        <w:t>+5 Estrategia: Eva rápido y Per lento</w:t>
+      </w:r>
+    </w:p>
+    <w:p>
+      <w:pPr>
+        <w:pStyle w:val="Prrafodelista"/>
+        <w:numPr>
+          <w:ilvl w:val="0"/>
+          <w:numId w:val="20"/>
+        </w:numPr>
+        <w:rPr>
+          <w:b/>
+          <w:bCs/>
+          <w:lang w:val="es-BO"/>
+        </w:rPr>
+      </w:pPr>
+      <w:r>
+        <w:rPr>
+          <w:lang w:val="es-BO"/>
+        </w:rPr>
+        <w:t>+30 Resistir &gt;200 pasos</w:t>
+      </w:r>
+    </w:p>
+    <w:p>
+      <w:pPr>
+        <w:pStyle w:val="Prrafodelista"/>
+        <w:numPr>
+          <w:ilvl w:val="0"/>
+          <w:numId w:val="20"/>
+        </w:numPr>
+        <w:rPr>
+          <w:b/>
+          <w:bCs/>
+          <w:lang w:val="es-BO"/>
+        </w:rPr>
+      </w:pPr>
+      <w:r>
+        <w:rPr>
+          <w:lang w:val="es-BO"/>
+        </w:rPr>
+        <w:t>-150 Ser atrapado</w:t>
+      </w:r>
+    </w:p>
+    <w:p>
+      <w:pPr>
+        <w:pStyle w:val="Prrafodelista"/>
+        <w:numPr>
+          <w:ilvl w:val="0"/>
+          <w:numId w:val="20"/>
+        </w:numPr>
+        <w:rPr>
+          <w:b/>
+          <w:bCs/>
+          <w:lang w:val="es-BO"/>
+        </w:rPr>
+      </w:pPr>
+      <w:r>
+        <w:rPr>
+          <w:lang w:val="es-BO"/>
+        </w:rPr>
+        <w:t>-10 Estar demasiado cerca</w:t>
+      </w:r>
+    </w:p>
+    <w:p>
+      <w:pPr>
+        <w:pStyle w:val="Prrafodelista"/>
+        <w:numPr>
+          <w:ilvl w:val="0"/>
+          <w:numId w:val="20"/>
+        </w:numPr>
+        <w:rPr>
+          <w:b/>
+          <w:bCs/>
+          <w:lang w:val="es-BO"/>
+        </w:rPr>
+      </w:pPr>
+      <w:r>
+        <w:rPr>
+          <w:lang w:val="es-BO"/>
+        </w:rPr>
+        <w:t>-5 Choque con pared</w:t>
+      </w:r>
+    </w:p>
+    <w:p>
+      <w:pPr>
+        <w:pStyle w:val="Prrafodelista"/>
+        <w:numPr>
+          <w:ilvl w:val="0"/>
+          <w:numId w:val="20"/>
+        </w:numPr>
+        <w:rPr>
+          <w:b/>
+          <w:bCs/>
+          <w:lang w:val="es-BO"/>
+        </w:rPr>
+      </w:pPr>
+      <w:r>
+        <w:rPr>
+          <w:lang w:val="es-BO"/>
+        </w:rPr>
+        <w:t>-2 Trampa colocada sin sentido</w:t>
+      </w:r>
+    </w:p>
+    <w:p>
+      <w:pPr>
+        <w:pStyle w:val="Prrafodelista"/>
+        <w:numPr>
+          <w:ilvl w:val="0"/>
+          <w:numId w:val="20"/>
+        </w:numPr>
+        <w:rPr>
+          <w:b/>
+          <w:bCs/>
+          <w:lang w:val="es-BO"/>
+        </w:rPr>
+      </w:pPr>
+      <w:r>
+        <w:rPr>
+          <w:lang w:val="es-BO"/>
+        </w:rPr>
+        <w:t>-0.5 Inactividad</w:t>
+      </w:r>
+    </w:p>
+    <w:p>
+      <w:pPr>
         <w:pStyle w:val="Ttulo1"/>
         <w:rPr>
           <w:color w:val="auto"/>
           <w:lang w:val="es-BO"/>
         </w:rPr>
       </w:pPr>
-      <w:bookmarkStart w:id="6" w:name="_Toc215244757"/>
+      <w:bookmarkStart w:id="6" w:name="_Toc215303711"/>
       <w:r>
         <w:rPr>
           <w:color w:val="auto"/>
@@ -1840,7 +2998,25 @@
         <w:rPr>
           <w:lang w:val="es-BO"/>
         </w:rPr>
-        <w:t>4. Episodios infinitos.</w:t>
+        <w:t>4. Episodios</w:t>
+      </w:r>
+      <w:r>
+        <w:rPr>
+          <w:lang w:val="es-BO"/>
+        </w:rPr>
+        <w:t xml:space="preserve"> para visualiza</w:t>
+      </w:r>
+      <w:r>
+        <w:rPr>
+          <w:lang w:val="es-BO"/>
+        </w:rPr>
+        <w:t>r</w:t>
+      </w:r>
+      <w:r>
+        <w:rPr>
+          <w:lang w:val="es-BO"/>
+        </w:rPr>
+        <w:t>.</w:t>
       </w:r>
     </w:p>
     <w:p>
@@ -1853,18 +3029,60 @@
         <w:rPr>
           <w:lang w:val="es-BO"/>
         </w:rPr>
-        <w:t>5. Visualización en Pygame.</w:t>
+        <w:t xml:space="preserve">5. Visualización en </w:t>
+      </w:r>
+      <w:proofErr w:type="spellStart"/>
+      <w:r>
+        <w:rPr>
+          <w:lang w:val="es-BO"/>
+        </w:rPr>
+        <w:t>Pygame</w:t>
+      </w:r>
+      <w:proofErr w:type="spellEnd"/>
+      <w:r>
+        <w:rPr>
+          <w:lang w:val="es-BO"/>
+        </w:rPr>
+        <w:t>.</w:t>
       </w:r>
     </w:p>
     <w:p>
       <w:pPr>
+        <w:rPr>
+          <w:lang w:val="es-BO"/>
+        </w:rPr>
+      </w:pPr>
+    </w:p>
+    <w:p>
+      <w:pPr>
+        <w:rPr>
+          <w:lang w:val="es-BO"/>
+        </w:rPr>
+      </w:pPr>
+    </w:p>
+    <w:p>
+      <w:pPr>
+        <w:rPr>
+          <w:lang w:val="es-BO"/>
+        </w:rPr>
+      </w:pPr>
+    </w:p>
+    <w:p>
+      <w:pPr>
+        <w:rPr>
+          <w:lang w:val="es-BO"/>
+        </w:rPr>
+      </w:pPr>
+    </w:p>
+    <w:p>
+      <w:pPr>
         <w:pStyle w:val="Ttulo1"/>
         <w:rPr>
           <w:color w:val="auto"/>
           <w:lang w:val="es-ES"/>
         </w:rPr>
       </w:pPr>
-      <w:bookmarkStart w:id="7" w:name="_Toc215244758"/>
+      <w:bookmarkStart w:id="7" w:name="_Toc215303712"/>
       <w:r>
         <w:rPr>
           <w:color w:val="auto"/>
@@ -1892,159 +3110,65 @@
         <w:rPr>
           <w:lang w:val="es-ES"/>
         </w:rPr>
-        <w:t>El proyecto demuestra cómo los agentes pueden aprender estrategias complejas mediante RL. Es base para implementar Q-Learning o sistemas multi-agente.</w:t>
+        <w:t xml:space="preserve">El proyecto demuestra cómo los agentes pueden aprender estrategias </w:t>
+      </w:r>
+      <w:proofErr w:type="gramStart"/>
+      <w:r>
+        <w:rPr>
+          <w:lang w:val="es-ES"/>
+        </w:rPr>
+        <w:t>compleja</w:t>
+      </w:r>
+      <w:r>
+        <w:rPr>
+          <w:lang w:val="es-ES"/>
+        </w:rPr>
+        <w:t xml:space="preserve">s </w:t>
+      </w:r>
+      <w:r>
+        <w:rPr>
+          <w:lang w:val="es-ES"/>
+        </w:rPr>
+        <w:t>.</w:t>
+      </w:r>
+      <w:proofErr w:type="gramEnd"/>
+      <w:r>
+        <w:rPr>
+          <w:lang w:val="es-ES"/>
+        </w:rPr>
+        <w:t xml:space="preserve"> Es base para implementar Q-Learning o sistemas </w:t>
+      </w:r>
+      <w:proofErr w:type="spellStart"/>
+      <w:r>
+        <w:rPr>
+          <w:lang w:val="es-ES"/>
+        </w:rPr>
+        <w:t>multi-agente</w:t>
+      </w:r>
+      <w:proofErr w:type="spellEnd"/>
+      <w:r>
+        <w:rPr>
+          <w:lang w:val="es-ES"/>
+        </w:rPr>
+        <w:t>.</w:t>
       </w:r>
     </w:p>
     <w:p>
       <w:pPr>
-        <w:pStyle w:val="Ttulo1"/>
-        <w:rPr>
-          <w:color w:val="auto"/>
+        <w:jc w:val="center"/>
+        <w:rPr>
           <w:lang w:val="es-ES"/>
         </w:rPr>
       </w:pPr>
-      <w:bookmarkStart w:id="8" w:name="_Toc215244759"/>
-      <w:r>
-        <w:rPr>
-          <w:color w:val="auto"/>
+      <w:r>
+        <w:rPr>
+          <w:noProof/>
           <w:lang w:val="es-ES"/>
         </w:rPr>
-        <w:t>General</w:t>
-      </w:r>
-      <w:bookmarkEnd w:id="8"/>
-    </w:p>
-    <w:p>
-      <w:pPr>
-        <w:rPr>
-          <w:lang w:val="es-ES"/>
-        </w:rPr>
-      </w:pPr>
-      <w:r>
-        <w:rPr>
-          <w:lang w:val="es-ES"/>
-        </w:rPr>
-        <w:t>Cada agente aprende de forma independiente mediante un sistema de recompensas y penalizaciones:</w:t>
-      </w:r>
-    </w:p>
-    <w:p>
-      <w:pPr>
-        <w:rPr>
-          <w:lang w:val="es-ES"/>
-        </w:rPr>
-      </w:pPr>
-      <w:r>
-        <w:rPr>
-          <w:lang w:val="es-ES"/>
-        </w:rPr>
-        <w:t>• El perseguidor recibe recompensas al acercarse o atrapar al evasor, y penalizaciones si se aleja o choca con los obstáculos.</w:t>
-      </w:r>
-    </w:p>
-    <w:p>
-      <w:pPr>
-        <w:rPr>
-          <w:lang w:val="es-ES"/>
-        </w:rPr>
-      </w:pPr>
-      <w:r>
-        <w:rPr>
-          <w:lang w:val="es-ES"/>
-        </w:rPr>
-        <w:t>• El evasor obtiene puntos por mantener distancia y pierde si es atrapado.</w:t>
-      </w:r>
-    </w:p>
-    <w:p>
-      <w:pPr>
-        <w:rPr>
-          <w:lang w:val="es-ES"/>
-        </w:rPr>
-      </w:pPr>
-      <w:r>
-        <w:rPr>
-          <w:lang w:val="es-ES"/>
-        </w:rPr>
-        <w:t>Ambos agentes cuentan también con habilidades adicionales que influyen en su toma de decisiones:</w:t>
-      </w:r>
-    </w:p>
-    <w:p>
-      <w:pPr>
-        <w:rPr>
-          <w:lang w:val="es-ES"/>
-        </w:rPr>
-      </w:pPr>
-      <w:r>
-        <w:rPr>
-          <w:lang w:val="es-ES"/>
-        </w:rPr>
-        <w:t>El evasor puede colocar una trampa temporal en el piso; si el perseguidor la pisa, queda ralentizado durante un turno antes de continuar su movimiento normal.</w:t>
-      </w:r>
-    </w:p>
-    <w:p>
-      <w:pPr>
-        <w:rPr>
-          <w:lang w:val="es-ES"/>
-        </w:rPr>
-      </w:pPr>
-      <w:r>
-        <w:rPr>
-          <w:lang w:val="es-ES"/>
-        </w:rPr>
-        <w:t>El perseguidor, por su parte, dispone de un salto único por episodio, que le permite atravesar un obstáculo o una pared para recortar distancia cuando el evasor toma mucha ventaja.</w:t>
-      </w:r>
-    </w:p>
-    <w:p>
-      <w:pPr>
-        <w:rPr>
-          <w:lang w:val="es-ES"/>
-        </w:rPr>
-      </w:pPr>
-      <w:r>
-        <w:rPr>
-          <w:lang w:val="es-ES"/>
-        </w:rPr>
-        <w:t>El laberinto incluye además zonas especiales que afectan momentáneamente a los agentes: algunas casillas aumentan su velocidad por un turno y otras la reducen. Esto obliga a ambos a elegir rutas con mayor estrategia, evitando zonas desfavorables y aprovechando las ventajosas cuando sea necesario.</w:t>
-      </w:r>
-    </w:p>
-    <w:p>
-      <w:pPr>
-        <w:rPr>
-          <w:lang w:val="es-ES"/>
-        </w:rPr>
-      </w:pPr>
-      <w:r>
-        <w:rPr>
-          <w:lang w:val="es-ES"/>
-        </w:rPr>
-        <w:t>Al inicio del entrenamiento los movimientos son en gran parte aleatorios (exploración), pero conforme acumulan episodios comienzan a comportarse de manera más estratégica (explotación), anticipando rutas, evitando riesgos y optimizando su forma de perseguir o escapar.</w:t>
-      </w:r>
-    </w:p>
-    <w:p>
-      <w:pPr>
-        <w:rPr>
-          <w:lang w:val="es-ES"/>
-        </w:rPr>
-      </w:pPr>
-      <w:r>
-        <w:rPr>
-          <w:lang w:val="es-ES"/>
-        </w:rPr>
-        <w:t>El objetivo del juego es mostrar cómo, a través de la experiencia, los agentes desarrollan comportamientos inteligentes y adaptativos, alcanzando un equilibrio competitivo donde uno perfecciona la persecución y el otro mejora la evasión dentro del mismo laberinto.</w:t>
-      </w:r>
-    </w:p>
-    <w:p>
-      <w:pPr>
-        <w:jc w:val="center"/>
-        <w:rPr>
-          <w:lang w:val="es-ES"/>
-        </w:rPr>
-      </w:pPr>
-      <w:r>
-        <w:rPr>
-          <w:lang w:val="es-ES"/>
-        </w:rPr>
         <w:drawing>
-          <wp:inline distT="0" distB="0" distL="0" distR="0" wp14:anchorId="70EF33F5" wp14:editId="44C818CD">
-            <wp:extent cx="2412661" cy="1402080"/>
-            <wp:effectExtent l="0" t="0" r="6985" b="7620"/>
+          <wp:inline distT="0" distB="0" distL="0" distR="0" wp14:anchorId="70EF33F5" wp14:editId="36759DEF">
+            <wp:extent cx="3505200" cy="2036992"/>
+            <wp:effectExtent l="0" t="0" r="0" b="1905"/>
             <wp:docPr id="1" name="Imagen 1"/>
             <wp:cNvGraphicFramePr>
               <a:graphicFrameLocks xmlns:a="http://schemas.openxmlformats.org/drawingml/2006/main" noChangeAspect="1"/>
@@ -2065,7 +3189,7 @@
                   <pic:spPr>
                     <a:xfrm>
                       <a:off x="0" y="0"/>
-                      <a:ext cx="2421225" cy="1407057"/>
+                      <a:ext cx="3538122" cy="2056124"/>
                     </a:xfrm>
                     <a:prstGeom prst="rect">
                       <a:avLst/>
@@ -2078,8 +3202,101 @@
         </w:drawing>
       </w:r>
     </w:p>
-    <w:p/>
-    <w:p/>
+    <w:p>
+      <w:pPr>
+        <w:jc w:val="center"/>
+      </w:pPr>
+      <w:r>
+        <w:rPr>
+          <w:noProof/>
+        </w:rPr>
+        <w:drawing>
+          <wp:inline distT="0" distB="0" distL="0" distR="0" wp14:anchorId="09C709C7" wp14:editId="52780F53">
+            <wp:extent cx="3451860" cy="2013985"/>
+            <wp:effectExtent l="0" t="0" r="0" b="5715"/>
+            <wp:docPr id="3" name="Imagen 3"/>
+            <wp:cNvGraphicFramePr>
+              <a:graphicFrameLocks xmlns:a="http://schemas.openxmlformats.org/drawingml/2006/main" noChangeAspect="1"/>
+            </wp:cNvGraphicFramePr>
+            <a:graphic xmlns:a="http://schemas.openxmlformats.org/drawingml/2006/main">
+              <a:graphicData uri="http://schemas.openxmlformats.org/drawingml/2006/picture">
+                <pic:pic xmlns:pic="http://schemas.openxmlformats.org/drawingml/2006/picture">
+                  <pic:nvPicPr>
+                    <pic:cNvPr id="0" name="Picture 1"/>
+                    <pic:cNvPicPr>
+                      <a:picLocks noChangeAspect="1" noChangeArrowheads="1"/>
+                    </pic:cNvPicPr>
+                  </pic:nvPicPr>
+                  <pic:blipFill>
+                    <a:blip r:embed="rId11">
+                      <a:extLst>
+                        <a:ext uri="{28A0092B-C50C-407E-A947-70E740481C1C}">
+                          <a14:useLocalDpi xmlns:a14="http://schemas.microsoft.com/office/drawing/2010/main" val="0"/>
+                        </a:ext>
+                      </a:extLst>
+                    </a:blip>
+                    <a:srcRect/>
+                    <a:stretch>
+                      <a:fillRect/>
+                    </a:stretch>
+                  </pic:blipFill>
+                  <pic:spPr bwMode="auto">
+                    <a:xfrm>
+                      <a:off x="0" y="0"/>
+                      <a:ext cx="3461451" cy="2019581"/>
+                    </a:xfrm>
+                    <a:prstGeom prst="rect">
+                      <a:avLst/>
+                    </a:prstGeom>
+                    <a:noFill/>
+                    <a:ln>
+                      <a:noFill/>
+                    </a:ln>
+                  </pic:spPr>
+                </pic:pic>
+              </a:graphicData>
+            </a:graphic>
+          </wp:inline>
+        </w:drawing>
+      </w:r>
+      <w:r>
+        <w:drawing>
+          <wp:inline distT="0" distB="0" distL="0" distR="0" wp14:anchorId="338A3AC8" wp14:editId="04D6CF38">
+            <wp:extent cx="3434861" cy="1999295"/>
+            <wp:effectExtent l="0" t="0" r="0" b="1270"/>
+            <wp:docPr id="2" name="Imagen 2"/>
+            <wp:cNvGraphicFramePr>
+              <a:graphicFrameLocks xmlns:a="http://schemas.openxmlformats.org/drawingml/2006/main" noChangeAspect="1"/>
+            </wp:cNvGraphicFramePr>
+            <a:graphic xmlns:a="http://schemas.openxmlformats.org/drawingml/2006/main">
+              <a:graphicData uri="http://schemas.openxmlformats.org/drawingml/2006/picture">
+                <pic:pic xmlns:pic="http://schemas.openxmlformats.org/drawingml/2006/picture">
+                  <pic:nvPicPr>
+                    <pic:cNvPr id="1" name=""/>
+                    <pic:cNvPicPr/>
+                  </pic:nvPicPr>
+                  <pic:blipFill>
+                    <a:blip r:embed="rId12"/>
+                    <a:stretch>
+                      <a:fillRect/>
+                    </a:stretch>
+                  </pic:blipFill>
+                  <pic:spPr>
+                    <a:xfrm>
+                      <a:off x="0" y="0"/>
+                      <a:ext cx="3445308" cy="2005376"/>
+                    </a:xfrm>
+                    <a:prstGeom prst="rect">
+                      <a:avLst/>
+                    </a:prstGeom>
+                  </pic:spPr>
+                </pic:pic>
+              </a:graphicData>
+            </a:graphic>
+          </wp:inline>
+        </w:drawing>
+      </w:r>
+    </w:p>
     <w:sectPr>
       <w:pgSz w:w="12240" w:h="15840"/>
       <w:pgMar w:top="1440" w:right="1800" w:bottom="1440" w:left="1800" w:header="720" w:footer="720" w:gutter="0"/>
@@ -2314,6 +3531,458 @@
     </w:lvl>
   </w:abstractNum>
   <w:abstractNum w:abstractNumId="9" w15:restartNumberingAfterBreak="0">
+    <w:nsid w:val="051D534F"/>
+    <w:multiLevelType w:val="hybridMultilevel"/>
+    <w:tmpl w:val="7122B40E"/>
+    <w:lvl w:ilvl="0" w:tplc="400A0001">
+      <w:start w:val="1"/>
+      <w:numFmt w:val="bullet"/>
+      <w:lvlText w:val=""/>
+      <w:lvlJc w:val="left"/>
+      <w:pPr>
+        <w:ind w:left="720" w:hanging="360"/>
+      </w:pPr>
+      <w:rPr>
+        <w:rFonts w:ascii="Symbol" w:hAnsi="Symbol" w:hint="default"/>
+      </w:rPr>
+    </w:lvl>
+    <w:lvl w:ilvl="1" w:tplc="400A0003" w:tentative="1">
+      <w:start w:val="1"/>
+      <w:numFmt w:val="bullet"/>
+      <w:lvlText w:val="o"/>
+      <w:lvlJc w:val="left"/>
+      <w:pPr>
+        <w:ind w:left="1440" w:hanging="360"/>
+      </w:pPr>
+      <w:rPr>
+        <w:rFonts w:ascii="Courier New" w:hAnsi="Courier New" w:cs="Courier New" w:hint="default"/>
+      </w:rPr>
+    </w:lvl>
+    <w:lvl w:ilvl="2" w:tplc="400A0005" w:tentative="1">
+      <w:start w:val="1"/>
+      <w:numFmt w:val="bullet"/>
+      <w:lvlText w:val=""/>
+      <w:lvlJc w:val="left"/>
+      <w:pPr>
+        <w:ind w:left="2160" w:hanging="360"/>
+      </w:pPr>
+      <w:rPr>
+        <w:rFonts w:ascii="Wingdings" w:hAnsi="Wingdings" w:hint="default"/>
+      </w:rPr>
+    </w:lvl>
+    <w:lvl w:ilvl="3" w:tplc="400A0001" w:tentative="1">
+      <w:start w:val="1"/>
+      <w:numFmt w:val="bullet"/>
+      <w:lvlText w:val=""/>
+      <w:lvlJc w:val="left"/>
+      <w:pPr>
+        <w:ind w:left="2880" w:hanging="360"/>
+      </w:pPr>
+      <w:rPr>
+        <w:rFonts w:ascii="Symbol" w:hAnsi="Symbol" w:hint="default"/>
+      </w:rPr>
+    </w:lvl>
+    <w:lvl w:ilvl="4" w:tplc="400A0003" w:tentative="1">
+      <w:start w:val="1"/>
+      <w:numFmt w:val="bullet"/>
+      <w:lvlText w:val="o"/>
+      <w:lvlJc w:val="left"/>
+      <w:pPr>
+        <w:ind w:left="3600" w:hanging="360"/>
+      </w:pPr>
+      <w:rPr>
+        <w:rFonts w:ascii="Courier New" w:hAnsi="Courier New" w:cs="Courier New" w:hint="default"/>
+      </w:rPr>
+    </w:lvl>
+    <w:lvl w:ilvl="5" w:tplc="400A0005" w:tentative="1">
+      <w:start w:val="1"/>
+      <w:numFmt w:val="bullet"/>
+      <w:lvlText w:val=""/>
+      <w:lvlJc w:val="left"/>
+      <w:pPr>
+        <w:ind w:left="4320" w:hanging="360"/>
+      </w:pPr>
+      <w:rPr>
+        <w:rFonts w:ascii="Wingdings" w:hAnsi="Wingdings" w:hint="default"/>
+      </w:rPr>
+    </w:lvl>
+    <w:lvl w:ilvl="6" w:tplc="400A0001" w:tentative="1">
+      <w:start w:val="1"/>
+      <w:numFmt w:val="bullet"/>
+      <w:lvlText w:val=""/>
+      <w:lvlJc w:val="left"/>
+      <w:pPr>
+        <w:ind w:left="5040" w:hanging="360"/>
+      </w:pPr>
+      <w:rPr>
+        <w:rFonts w:ascii="Symbol" w:hAnsi="Symbol" w:hint="default"/>
+      </w:rPr>
+    </w:lvl>
+    <w:lvl w:ilvl="7" w:tplc="400A0003" w:tentative="1">
+      <w:start w:val="1"/>
+      <w:numFmt w:val="bullet"/>
+      <w:lvlText w:val="o"/>
+      <w:lvlJc w:val="left"/>
+      <w:pPr>
+        <w:ind w:left="5760" w:hanging="360"/>
+      </w:pPr>
+      <w:rPr>
+        <w:rFonts w:ascii="Courier New" w:hAnsi="Courier New" w:cs="Courier New" w:hint="default"/>
+      </w:rPr>
+    </w:lvl>
+    <w:lvl w:ilvl="8" w:tplc="400A0005" w:tentative="1">
+      <w:start w:val="1"/>
+      <w:numFmt w:val="bullet"/>
+      <w:lvlText w:val=""/>
+      <w:lvlJc w:val="left"/>
+      <w:pPr>
+        <w:ind w:left="6480" w:hanging="360"/>
+      </w:pPr>
+      <w:rPr>
+        <w:rFonts w:ascii="Wingdings" w:hAnsi="Wingdings" w:hint="default"/>
+      </w:rPr>
+    </w:lvl>
+  </w:abstractNum>
+  <w:abstractNum w:abstractNumId="10" w15:restartNumberingAfterBreak="0">
+    <w:nsid w:val="294A30A6"/>
+    <w:multiLevelType w:val="hybridMultilevel"/>
+    <w:tmpl w:val="112C43A0"/>
+    <w:lvl w:ilvl="0" w:tplc="400A0001">
+      <w:start w:val="1"/>
+      <w:numFmt w:val="bullet"/>
+      <w:lvlText w:val=""/>
+      <w:lvlJc w:val="left"/>
+      <w:pPr>
+        <w:ind w:left="720" w:hanging="360"/>
+      </w:pPr>
+      <w:rPr>
+        <w:rFonts w:ascii="Symbol" w:hAnsi="Symbol" w:hint="default"/>
+      </w:rPr>
+    </w:lvl>
+    <w:lvl w:ilvl="1" w:tplc="400A0003" w:tentative="1">
+      <w:start w:val="1"/>
+      <w:numFmt w:val="bullet"/>
+      <w:lvlText w:val="o"/>
+      <w:lvlJc w:val="left"/>
+      <w:pPr>
+        <w:ind w:left="1440" w:hanging="360"/>
+      </w:pPr>
+      <w:rPr>
+        <w:rFonts w:ascii="Courier New" w:hAnsi="Courier New" w:cs="Courier New" w:hint="default"/>
+      </w:rPr>
+    </w:lvl>
+    <w:lvl w:ilvl="2" w:tplc="400A0005" w:tentative="1">
+      <w:start w:val="1"/>
+      <w:numFmt w:val="bullet"/>
+      <w:lvlText w:val=""/>
+      <w:lvlJc w:val="left"/>
+      <w:pPr>
+        <w:ind w:left="2160" w:hanging="360"/>
+      </w:pPr>
+      <w:rPr>
+        <w:rFonts w:ascii="Wingdings" w:hAnsi="Wingdings" w:hint="default"/>
+      </w:rPr>
+    </w:lvl>
+    <w:lvl w:ilvl="3" w:tplc="400A0001" w:tentative="1">
+      <w:start w:val="1"/>
+      <w:numFmt w:val="bullet"/>
+      <w:lvlText w:val=""/>
+      <w:lvlJc w:val="left"/>
+      <w:pPr>
+        <w:ind w:left="2880" w:hanging="360"/>
+      </w:pPr>
+      <w:rPr>
+        <w:rFonts w:ascii="Symbol" w:hAnsi="Symbol" w:hint="default"/>
+      </w:rPr>
+    </w:lvl>
+    <w:lvl w:ilvl="4" w:tplc="400A0003" w:tentative="1">
+      <w:start w:val="1"/>
+      <w:numFmt w:val="bullet"/>
+      <w:lvlText w:val="o"/>
+      <w:lvlJc w:val="left"/>
+      <w:pPr>
+        <w:ind w:left="3600" w:hanging="360"/>
+      </w:pPr>
+      <w:rPr>
+        <w:rFonts w:ascii="Courier New" w:hAnsi="Courier New" w:cs="Courier New" w:hint="default"/>
+      </w:rPr>
+    </w:lvl>
+    <w:lvl w:ilvl="5" w:tplc="400A0005" w:tentative="1">
+      <w:start w:val="1"/>
+      <w:numFmt w:val="bullet"/>
+      <w:lvlText w:val=""/>
+      <w:lvlJc w:val="left"/>
+      <w:pPr>
+        <w:ind w:left="4320" w:hanging="360"/>
+      </w:pPr>
+      <w:rPr>
+        <w:rFonts w:ascii="Wingdings" w:hAnsi="Wingdings" w:hint="default"/>
+      </w:rPr>
+    </w:lvl>
+    <w:lvl w:ilvl="6" w:tplc="400A0001" w:tentative="1">
+      <w:start w:val="1"/>
+      <w:numFmt w:val="bullet"/>
+      <w:lvlText w:val=""/>
+      <w:lvlJc w:val="left"/>
+      <w:pPr>
+        <w:ind w:left="5040" w:hanging="360"/>
+      </w:pPr>
+      <w:rPr>
+        <w:rFonts w:ascii="Symbol" w:hAnsi="Symbol" w:hint="default"/>
+      </w:rPr>
+    </w:lvl>
+    <w:lvl w:ilvl="7" w:tplc="400A0003" w:tentative="1">
+      <w:start w:val="1"/>
+      <w:numFmt w:val="bullet"/>
+      <w:lvlText w:val="o"/>
+      <w:lvlJc w:val="left"/>
+      <w:pPr>
+        <w:ind w:left="5760" w:hanging="360"/>
+      </w:pPr>
+      <w:rPr>
+        <w:rFonts w:ascii="Courier New" w:hAnsi="Courier New" w:cs="Courier New" w:hint="default"/>
+      </w:rPr>
+    </w:lvl>
+    <w:lvl w:ilvl="8" w:tplc="400A0005" w:tentative="1">
+      <w:start w:val="1"/>
+      <w:numFmt w:val="bullet"/>
+      <w:lvlText w:val=""/>
+      <w:lvlJc w:val="left"/>
+      <w:pPr>
+        <w:ind w:left="6480" w:hanging="360"/>
+      </w:pPr>
+      <w:rPr>
+        <w:rFonts w:ascii="Wingdings" w:hAnsi="Wingdings" w:hint="default"/>
+      </w:rPr>
+    </w:lvl>
+  </w:abstractNum>
+  <w:abstractNum w:abstractNumId="11" w15:restartNumberingAfterBreak="0">
+    <w:nsid w:val="3057465E"/>
+    <w:multiLevelType w:val="hybridMultilevel"/>
+    <w:tmpl w:val="B31CE9B4"/>
+    <w:lvl w:ilvl="0" w:tplc="400A0001">
+      <w:start w:val="1"/>
+      <w:numFmt w:val="bullet"/>
+      <w:lvlText w:val=""/>
+      <w:lvlJc w:val="left"/>
+      <w:pPr>
+        <w:ind w:left="720" w:hanging="360"/>
+      </w:pPr>
+      <w:rPr>
+        <w:rFonts w:ascii="Symbol" w:hAnsi="Symbol" w:hint="default"/>
+      </w:rPr>
+    </w:lvl>
+    <w:lvl w:ilvl="1" w:tplc="400A0003" w:tentative="1">
+      <w:start w:val="1"/>
+      <w:numFmt w:val="bullet"/>
+      <w:lvlText w:val="o"/>
+      <w:lvlJc w:val="left"/>
+      <w:pPr>
+        <w:ind w:left="1440" w:hanging="360"/>
+      </w:pPr>
+      <w:rPr>
+        <w:rFonts w:ascii="Courier New" w:hAnsi="Courier New" w:cs="Courier New" w:hint="default"/>
+      </w:rPr>
+    </w:lvl>
+    <w:lvl w:ilvl="2" w:tplc="400A0005" w:tentative="1">
+      <w:start w:val="1"/>
+      <w:numFmt w:val="bullet"/>
+      <w:lvlText w:val=""/>
+      <w:lvlJc w:val="left"/>
+      <w:pPr>
+        <w:ind w:left="2160" w:hanging="360"/>
+      </w:pPr>
+      <w:rPr>
+        <w:rFonts w:ascii="Wingdings" w:hAnsi="Wingdings" w:hint="default"/>
+      </w:rPr>
+    </w:lvl>
+    <w:lvl w:ilvl="3" w:tplc="400A0001" w:tentative="1">
+      <w:start w:val="1"/>
+      <w:numFmt w:val="bullet"/>
+      <w:lvlText w:val=""/>
+      <w:lvlJc w:val="left"/>
+      <w:pPr>
+        <w:ind w:left="2880" w:hanging="360"/>
+      </w:pPr>
+      <w:rPr>
+        <w:rFonts w:ascii="Symbol" w:hAnsi="Symbol" w:hint="default"/>
+      </w:rPr>
+    </w:lvl>
+    <w:lvl w:ilvl="4" w:tplc="400A0003" w:tentative="1">
+      <w:start w:val="1"/>
+      <w:numFmt w:val="bullet"/>
+      <w:lvlText w:val="o"/>
+      <w:lvlJc w:val="left"/>
+      <w:pPr>
+        <w:ind w:left="3600" w:hanging="360"/>
+      </w:pPr>
+      <w:rPr>
+        <w:rFonts w:ascii="Courier New" w:hAnsi="Courier New" w:cs="Courier New" w:hint="default"/>
+      </w:rPr>
+    </w:lvl>
+    <w:lvl w:ilvl="5" w:tplc="400A0005" w:tentative="1">
+      <w:start w:val="1"/>
+      <w:numFmt w:val="bullet"/>
+      <w:lvlText w:val=""/>
+      <w:lvlJc w:val="left"/>
+      <w:pPr>
+        <w:ind w:left="4320" w:hanging="360"/>
+      </w:pPr>
+      <w:rPr>
+        <w:rFonts w:ascii="Wingdings" w:hAnsi="Wingdings" w:hint="default"/>
+      </w:rPr>
+    </w:lvl>
+    <w:lvl w:ilvl="6" w:tplc="400A0001" w:tentative="1">
+      <w:start w:val="1"/>
+      <w:numFmt w:val="bullet"/>
+      <w:lvlText w:val=""/>
+      <w:lvlJc w:val="left"/>
+      <w:pPr>
+        <w:ind w:left="5040" w:hanging="360"/>
+      </w:pPr>
+      <w:rPr>
+        <w:rFonts w:ascii="Symbol" w:hAnsi="Symbol" w:hint="default"/>
+      </w:rPr>
+    </w:lvl>
+    <w:lvl w:ilvl="7" w:tplc="400A0003" w:tentative="1">
+      <w:start w:val="1"/>
+      <w:numFmt w:val="bullet"/>
+      <w:lvlText w:val="o"/>
+      <w:lvlJc w:val="left"/>
+      <w:pPr>
+        <w:ind w:left="5760" w:hanging="360"/>
+      </w:pPr>
+      <w:rPr>
+        <w:rFonts w:ascii="Courier New" w:hAnsi="Courier New" w:cs="Courier New" w:hint="default"/>
+      </w:rPr>
+    </w:lvl>
+    <w:lvl w:ilvl="8" w:tplc="400A0005" w:tentative="1">
+      <w:start w:val="1"/>
+      <w:numFmt w:val="bullet"/>
+      <w:lvlText w:val=""/>
+      <w:lvlJc w:val="left"/>
+      <w:pPr>
+        <w:ind w:left="6480" w:hanging="360"/>
+      </w:pPr>
+      <w:rPr>
+        <w:rFonts w:ascii="Wingdings" w:hAnsi="Wingdings" w:hint="default"/>
+      </w:rPr>
+    </w:lvl>
+  </w:abstractNum>
+  <w:abstractNum w:abstractNumId="12" w15:restartNumberingAfterBreak="0">
+    <w:nsid w:val="3F931BFD"/>
+    <w:multiLevelType w:val="hybridMultilevel"/>
+    <w:tmpl w:val="E4EE38C6"/>
+    <w:lvl w:ilvl="0" w:tplc="400A0001">
+      <w:start w:val="1"/>
+      <w:numFmt w:val="bullet"/>
+      <w:lvlText w:val=""/>
+      <w:lvlJc w:val="left"/>
+      <w:pPr>
+        <w:ind w:left="720" w:hanging="360"/>
+      </w:pPr>
+      <w:rPr>
+        <w:rFonts w:ascii="Symbol" w:hAnsi="Symbol" w:hint="default"/>
+      </w:rPr>
+    </w:lvl>
+    <w:lvl w:ilvl="1" w:tplc="400A0003" w:tentative="1">
+      <w:start w:val="1"/>
+      <w:numFmt w:val="bullet"/>
+      <w:lvlText w:val="o"/>
+      <w:lvlJc w:val="left"/>
+      <w:pPr>
+        <w:ind w:left="1440" w:hanging="360"/>
+      </w:pPr>
+      <w:rPr>
+        <w:rFonts w:ascii="Courier New" w:hAnsi="Courier New" w:cs="Courier New" w:hint="default"/>
+      </w:rPr>
+    </w:lvl>
+    <w:lvl w:ilvl="2" w:tplc="400A0005" w:tentative="1">
+      <w:start w:val="1"/>
+      <w:numFmt w:val="bullet"/>
+      <w:lvlText w:val=""/>
+      <w:lvlJc w:val="left"/>
+      <w:pPr>
+        <w:ind w:left="2160" w:hanging="360"/>
+      </w:pPr>
+      <w:rPr>
+        <w:rFonts w:ascii="Wingdings" w:hAnsi="Wingdings" w:hint="default"/>
+      </w:rPr>
+    </w:lvl>
+    <w:lvl w:ilvl="3" w:tplc="400A0001" w:tentative="1">
+      <w:start w:val="1"/>
+      <w:numFmt w:val="bullet"/>
+      <w:lvlText w:val=""/>
+      <w:lvlJc w:val="left"/>
+      <w:pPr>
+        <w:ind w:left="2880" w:hanging="360"/>
+      </w:pPr>
+      <w:rPr>
+        <w:rFonts w:ascii="Symbol" w:hAnsi="Symbol" w:hint="default"/>
+      </w:rPr>
+    </w:lvl>
+    <w:lvl w:ilvl="4" w:tplc="400A0003" w:tentative="1">
+      <w:start w:val="1"/>
+      <w:numFmt w:val="bullet"/>
+      <w:lvlText w:val="o"/>
+      <w:lvlJc w:val="left"/>
+      <w:pPr>
+        <w:ind w:left="3600" w:hanging="360"/>
+      </w:pPr>
+      <w:rPr>
+        <w:rFonts w:ascii="Courier New" w:hAnsi="Courier New" w:cs="Courier New" w:hint="default"/>
+      </w:rPr>
+    </w:lvl>
+    <w:lvl w:ilvl="5" w:tplc="400A0005" w:tentative="1">
+      <w:start w:val="1"/>
+      <w:numFmt w:val="bullet"/>
+      <w:lvlText w:val=""/>
+      <w:lvlJc w:val="left"/>
+      <w:pPr>
+        <w:ind w:left="4320" w:hanging="360"/>
+      </w:pPr>
+      <w:rPr>
+        <w:rFonts w:ascii="Wingdings" w:hAnsi="Wingdings" w:hint="default"/>
+      </w:rPr>
+    </w:lvl>
+    <w:lvl w:ilvl="6" w:tplc="400A0001" w:tentative="1">
+      <w:start w:val="1"/>
+      <w:numFmt w:val="bullet"/>
+      <w:lvlText w:val=""/>
+      <w:lvlJc w:val="left"/>
+      <w:pPr>
+        <w:ind w:left="5040" w:hanging="360"/>
+      </w:pPr>
+      <w:rPr>
+        <w:rFonts w:ascii="Symbol" w:hAnsi="Symbol" w:hint="default"/>
+      </w:rPr>
+    </w:lvl>
+    <w:lvl w:ilvl="7" w:tplc="400A0003" w:tentative="1">
+      <w:start w:val="1"/>
+      <w:numFmt w:val="bullet"/>
+      <w:lvlText w:val="o"/>
+      <w:lvlJc w:val="left"/>
+      <w:pPr>
+        <w:ind w:left="5760" w:hanging="360"/>
+      </w:pPr>
+      <w:rPr>
+        <w:rFonts w:ascii="Courier New" w:hAnsi="Courier New" w:cs="Courier New" w:hint="default"/>
+      </w:rPr>
+    </w:lvl>
+    <w:lvl w:ilvl="8" w:tplc="400A0005" w:tentative="1">
+      <w:start w:val="1"/>
+      <w:numFmt w:val="bullet"/>
+      <w:lvlText w:val=""/>
+      <w:lvlJc w:val="left"/>
+      <w:pPr>
+        <w:ind w:left="6480" w:hanging="360"/>
+      </w:pPr>
+      <w:rPr>
+        <w:rFonts w:ascii="Wingdings" w:hAnsi="Wingdings" w:hint="default"/>
+      </w:rPr>
+    </w:lvl>
+  </w:abstractNum>
+  <w:abstractNum w:abstractNumId="13" w15:restartNumberingAfterBreak="0">
     <w:nsid w:val="4EFC6186"/>
     <w:multiLevelType w:val="hybridMultilevel"/>
     <w:tmpl w:val="6A8E36EC"/>
@@ -2426,7 +4095,120 @@
       </w:rPr>
     </w:lvl>
   </w:abstractNum>
-  <w:abstractNum w:abstractNumId="10" w15:restartNumberingAfterBreak="0">
+  <w:abstractNum w:abstractNumId="14" w15:restartNumberingAfterBreak="0">
+    <w:nsid w:val="523C02E4"/>
+    <w:multiLevelType w:val="hybridMultilevel"/>
+    <w:tmpl w:val="436AB2D4"/>
+    <w:lvl w:ilvl="0" w:tplc="400A0001">
+      <w:start w:val="1"/>
+      <w:numFmt w:val="bullet"/>
+      <w:lvlText w:val=""/>
+      <w:lvlJc w:val="left"/>
+      <w:pPr>
+        <w:ind w:left="720" w:hanging="360"/>
+      </w:pPr>
+      <w:rPr>
+        <w:rFonts w:ascii="Symbol" w:hAnsi="Symbol" w:hint="default"/>
+      </w:rPr>
+    </w:lvl>
+    <w:lvl w:ilvl="1" w:tplc="400A0003" w:tentative="1">
+      <w:start w:val="1"/>
+      <w:numFmt w:val="bullet"/>
+      <w:lvlText w:val="o"/>
+      <w:lvlJc w:val="left"/>
+      <w:pPr>
+        <w:ind w:left="1440" w:hanging="360"/>
+      </w:pPr>
+      <w:rPr>
+        <w:rFonts w:ascii="Courier New" w:hAnsi="Courier New" w:cs="Courier New" w:hint="default"/>
+      </w:rPr>
+    </w:lvl>
+    <w:lvl w:ilvl="2" w:tplc="400A0005" w:tentative="1">
+      <w:start w:val="1"/>
+      <w:numFmt w:val="bullet"/>
+      <w:lvlText w:val=""/>
+      <w:lvlJc w:val="left"/>
+      <w:pPr>
+        <w:ind w:left="2160" w:hanging="360"/>
+      </w:pPr>
+      <w:rPr>
+        <w:rFonts w:ascii="Wingdings" w:hAnsi="Wingdings" w:hint="default"/>
+      </w:rPr>
+    </w:lvl>
+    <w:lvl w:ilvl="3" w:tplc="400A0001" w:tentative="1">
+      <w:start w:val="1"/>
+      <w:numFmt w:val="bullet"/>
+      <w:lvlText w:val=""/>
+      <w:lvlJc w:val="left"/>
+      <w:pPr>
+        <w:ind w:left="2880" w:hanging="360"/>
+      </w:pPr>
+      <w:rPr>
+        <w:rFonts w:ascii="Symbol" w:hAnsi="Symbol" w:hint="default"/>
+      </w:rPr>
+    </w:lvl>
+    <w:lvl w:ilvl="4" w:tplc="400A0003" w:tentative="1">
+      <w:start w:val="1"/>
+      <w:numFmt w:val="bullet"/>
+      <w:lvlText w:val="o"/>
+      <w:lvlJc w:val="left"/>
+      <w:pPr>
+        <w:ind w:left="3600" w:hanging="360"/>
+      </w:pPr>
+      <w:rPr>
+        <w:rFonts w:ascii="Courier New" w:hAnsi="Courier New" w:cs="Courier New" w:hint="default"/>
+      </w:rPr>
+    </w:lvl>
+    <w:lvl w:ilvl="5" w:tplc="400A0005" w:tentative="1">
+      <w:start w:val="1"/>
+      <w:numFmt w:val="bullet"/>
+      <w:lvlText w:val=""/>
+      <w:lvlJc w:val="left"/>
+      <w:pPr>
+        <w:ind w:left="4320" w:hanging="360"/>
+      </w:pPr>
+      <w:rPr>
+        <w:rFonts w:ascii="Wingdings" w:hAnsi="Wingdings" w:hint="default"/>
+      </w:rPr>
+    </w:lvl>
+    <w:lvl w:ilvl="6" w:tplc="400A0001" w:tentative="1">
+      <w:start w:val="1"/>
+      <w:numFmt w:val="bullet"/>
+      <w:lvlText w:val=""/>
+      <w:lvlJc w:val="left"/>
+      <w:pPr>
+        <w:ind w:left="5040" w:hanging="360"/>
+      </w:pPr>
+      <w:rPr>
+        <w:rFonts w:ascii="Symbol" w:hAnsi="Symbol" w:hint="default"/>
+      </w:rPr>
+    </w:lvl>
+    <w:lvl w:ilvl="7" w:tplc="400A0003" w:tentative="1">
+      <w:start w:val="1"/>
+      <w:numFmt w:val="bullet"/>
+      <w:lvlText w:val="o"/>
+      <w:lvlJc w:val="left"/>
+      <w:pPr>
+        <w:ind w:left="5760" w:hanging="360"/>
+      </w:pPr>
+      <w:rPr>
+        <w:rFonts w:ascii="Courier New" w:hAnsi="Courier New" w:cs="Courier New" w:hint="default"/>
+      </w:rPr>
+    </w:lvl>
+    <w:lvl w:ilvl="8" w:tplc="400A0005" w:tentative="1">
+      <w:start w:val="1"/>
+      <w:numFmt w:val="bullet"/>
+      <w:lvlText w:val=""/>
+      <w:lvlJc w:val="left"/>
+      <w:pPr>
+        <w:ind w:left="6480" w:hanging="360"/>
+      </w:pPr>
+      <w:rPr>
+        <w:rFonts w:ascii="Wingdings" w:hAnsi="Wingdings" w:hint="default"/>
+      </w:rPr>
+    </w:lvl>
+  </w:abstractNum>
+  <w:abstractNum w:abstractNumId="15" w15:restartNumberingAfterBreak="0">
     <w:nsid w:val="63AE4710"/>
     <w:multiLevelType w:val="hybridMultilevel"/>
     <w:tmpl w:val="C97061D4"/>
@@ -2533,6 +4315,458 @@
       <w:lvlJc w:val="left"/>
       <w:pPr>
         <w:ind w:left="6480" w:hanging="360"/>
+      </w:pPr>
+      <w:rPr>
+        <w:rFonts w:ascii="Wingdings" w:hAnsi="Wingdings" w:hint="default"/>
+      </w:rPr>
+    </w:lvl>
+  </w:abstractNum>
+  <w:abstractNum w:abstractNumId="16" w15:restartNumberingAfterBreak="0">
+    <w:nsid w:val="6D453D87"/>
+    <w:multiLevelType w:val="hybridMultilevel"/>
+    <w:tmpl w:val="2C6CB5FC"/>
+    <w:lvl w:ilvl="0" w:tplc="400A0001">
+      <w:start w:val="1"/>
+      <w:numFmt w:val="bullet"/>
+      <w:lvlText w:val=""/>
+      <w:lvlJc w:val="left"/>
+      <w:pPr>
+        <w:ind w:left="720" w:hanging="360"/>
+      </w:pPr>
+      <w:rPr>
+        <w:rFonts w:ascii="Symbol" w:hAnsi="Symbol" w:hint="default"/>
+      </w:rPr>
+    </w:lvl>
+    <w:lvl w:ilvl="1" w:tplc="400A0003" w:tentative="1">
+      <w:start w:val="1"/>
+      <w:numFmt w:val="bullet"/>
+      <w:lvlText w:val="o"/>
+      <w:lvlJc w:val="left"/>
+      <w:pPr>
+        <w:ind w:left="1440" w:hanging="360"/>
+      </w:pPr>
+      <w:rPr>
+        <w:rFonts w:ascii="Courier New" w:hAnsi="Courier New" w:cs="Courier New" w:hint="default"/>
+      </w:rPr>
+    </w:lvl>
+    <w:lvl w:ilvl="2" w:tplc="400A0005" w:tentative="1">
+      <w:start w:val="1"/>
+      <w:numFmt w:val="bullet"/>
+      <w:lvlText w:val=""/>
+      <w:lvlJc w:val="left"/>
+      <w:pPr>
+        <w:ind w:left="2160" w:hanging="360"/>
+      </w:pPr>
+      <w:rPr>
+        <w:rFonts w:ascii="Wingdings" w:hAnsi="Wingdings" w:hint="default"/>
+      </w:rPr>
+    </w:lvl>
+    <w:lvl w:ilvl="3" w:tplc="400A0001" w:tentative="1">
+      <w:start w:val="1"/>
+      <w:numFmt w:val="bullet"/>
+      <w:lvlText w:val=""/>
+      <w:lvlJc w:val="left"/>
+      <w:pPr>
+        <w:ind w:left="2880" w:hanging="360"/>
+      </w:pPr>
+      <w:rPr>
+        <w:rFonts w:ascii="Symbol" w:hAnsi="Symbol" w:hint="default"/>
+      </w:rPr>
+    </w:lvl>
+    <w:lvl w:ilvl="4" w:tplc="400A0003" w:tentative="1">
+      <w:start w:val="1"/>
+      <w:numFmt w:val="bullet"/>
+      <w:lvlText w:val="o"/>
+      <w:lvlJc w:val="left"/>
+      <w:pPr>
+        <w:ind w:left="3600" w:hanging="360"/>
+      </w:pPr>
+      <w:rPr>
+        <w:rFonts w:ascii="Courier New" w:hAnsi="Courier New" w:cs="Courier New" w:hint="default"/>
+      </w:rPr>
+    </w:lvl>
+    <w:lvl w:ilvl="5" w:tplc="400A0005" w:tentative="1">
+      <w:start w:val="1"/>
+      <w:numFmt w:val="bullet"/>
+      <w:lvlText w:val=""/>
+      <w:lvlJc w:val="left"/>
+      <w:pPr>
+        <w:ind w:left="4320" w:hanging="360"/>
+      </w:pPr>
+      <w:rPr>
+        <w:rFonts w:ascii="Wingdings" w:hAnsi="Wingdings" w:hint="default"/>
+      </w:rPr>
+    </w:lvl>
+    <w:lvl w:ilvl="6" w:tplc="400A0001" w:tentative="1">
+      <w:start w:val="1"/>
+      <w:numFmt w:val="bullet"/>
+      <w:lvlText w:val=""/>
+      <w:lvlJc w:val="left"/>
+      <w:pPr>
+        <w:ind w:left="5040" w:hanging="360"/>
+      </w:pPr>
+      <w:rPr>
+        <w:rFonts w:ascii="Symbol" w:hAnsi="Symbol" w:hint="default"/>
+      </w:rPr>
+    </w:lvl>
+    <w:lvl w:ilvl="7" w:tplc="400A0003" w:tentative="1">
+      <w:start w:val="1"/>
+      <w:numFmt w:val="bullet"/>
+      <w:lvlText w:val="o"/>
+      <w:lvlJc w:val="left"/>
+      <w:pPr>
+        <w:ind w:left="5760" w:hanging="360"/>
+      </w:pPr>
+      <w:rPr>
+        <w:rFonts w:ascii="Courier New" w:hAnsi="Courier New" w:cs="Courier New" w:hint="default"/>
+      </w:rPr>
+    </w:lvl>
+    <w:lvl w:ilvl="8" w:tplc="400A0005" w:tentative="1">
+      <w:start w:val="1"/>
+      <w:numFmt w:val="bullet"/>
+      <w:lvlText w:val=""/>
+      <w:lvlJc w:val="left"/>
+      <w:pPr>
+        <w:ind w:left="6480" w:hanging="360"/>
+      </w:pPr>
+      <w:rPr>
+        <w:rFonts w:ascii="Wingdings" w:hAnsi="Wingdings" w:hint="default"/>
+      </w:rPr>
+    </w:lvl>
+  </w:abstractNum>
+  <w:abstractNum w:abstractNumId="17" w15:restartNumberingAfterBreak="0">
+    <w:nsid w:val="6F4C7D56"/>
+    <w:multiLevelType w:val="hybridMultilevel"/>
+    <w:tmpl w:val="54C4488A"/>
+    <w:lvl w:ilvl="0" w:tplc="400A0001">
+      <w:start w:val="1"/>
+      <w:numFmt w:val="bullet"/>
+      <w:lvlText w:val=""/>
+      <w:lvlJc w:val="left"/>
+      <w:pPr>
+        <w:ind w:left="720" w:hanging="360"/>
+      </w:pPr>
+      <w:rPr>
+        <w:rFonts w:ascii="Symbol" w:hAnsi="Symbol" w:hint="default"/>
+      </w:rPr>
+    </w:lvl>
+    <w:lvl w:ilvl="1" w:tplc="400A0003" w:tentative="1">
+      <w:start w:val="1"/>
+      <w:numFmt w:val="bullet"/>
+      <w:lvlText w:val="o"/>
+      <w:lvlJc w:val="left"/>
+      <w:pPr>
+        <w:ind w:left="1440" w:hanging="360"/>
+      </w:pPr>
+      <w:rPr>
+        <w:rFonts w:ascii="Courier New" w:hAnsi="Courier New" w:cs="Courier New" w:hint="default"/>
+      </w:rPr>
+    </w:lvl>
+    <w:lvl w:ilvl="2" w:tplc="400A0005" w:tentative="1">
+      <w:start w:val="1"/>
+      <w:numFmt w:val="bullet"/>
+      <w:lvlText w:val=""/>
+      <w:lvlJc w:val="left"/>
+      <w:pPr>
+        <w:ind w:left="2160" w:hanging="360"/>
+      </w:pPr>
+      <w:rPr>
+        <w:rFonts w:ascii="Wingdings" w:hAnsi="Wingdings" w:hint="default"/>
+      </w:rPr>
+    </w:lvl>
+    <w:lvl w:ilvl="3" w:tplc="400A0001" w:tentative="1">
+      <w:start w:val="1"/>
+      <w:numFmt w:val="bullet"/>
+      <w:lvlText w:val=""/>
+      <w:lvlJc w:val="left"/>
+      <w:pPr>
+        <w:ind w:left="2880" w:hanging="360"/>
+      </w:pPr>
+      <w:rPr>
+        <w:rFonts w:ascii="Symbol" w:hAnsi="Symbol" w:hint="default"/>
+      </w:rPr>
+    </w:lvl>
+    <w:lvl w:ilvl="4" w:tplc="400A0003" w:tentative="1">
+      <w:start w:val="1"/>
+      <w:numFmt w:val="bullet"/>
+      <w:lvlText w:val="o"/>
+      <w:lvlJc w:val="left"/>
+      <w:pPr>
+        <w:ind w:left="3600" w:hanging="360"/>
+      </w:pPr>
+      <w:rPr>
+        <w:rFonts w:ascii="Courier New" w:hAnsi="Courier New" w:cs="Courier New" w:hint="default"/>
+      </w:rPr>
+    </w:lvl>
+    <w:lvl w:ilvl="5" w:tplc="400A0005" w:tentative="1">
+      <w:start w:val="1"/>
+      <w:numFmt w:val="bullet"/>
+      <w:lvlText w:val=""/>
+      <w:lvlJc w:val="left"/>
+      <w:pPr>
+        <w:ind w:left="4320" w:hanging="360"/>
+      </w:pPr>
+      <w:rPr>
+        <w:rFonts w:ascii="Wingdings" w:hAnsi="Wingdings" w:hint="default"/>
+      </w:rPr>
+    </w:lvl>
+    <w:lvl w:ilvl="6" w:tplc="400A0001" w:tentative="1">
+      <w:start w:val="1"/>
+      <w:numFmt w:val="bullet"/>
+      <w:lvlText w:val=""/>
+      <w:lvlJc w:val="left"/>
+      <w:pPr>
+        <w:ind w:left="5040" w:hanging="360"/>
+      </w:pPr>
+      <w:rPr>
+        <w:rFonts w:ascii="Symbol" w:hAnsi="Symbol" w:hint="default"/>
+      </w:rPr>
+    </w:lvl>
+    <w:lvl w:ilvl="7" w:tplc="400A0003" w:tentative="1">
+      <w:start w:val="1"/>
+      <w:numFmt w:val="bullet"/>
+      <w:lvlText w:val="o"/>
+      <w:lvlJc w:val="left"/>
+      <w:pPr>
+        <w:ind w:left="5760" w:hanging="360"/>
+      </w:pPr>
+      <w:rPr>
+        <w:rFonts w:ascii="Courier New" w:hAnsi="Courier New" w:cs="Courier New" w:hint="default"/>
+      </w:rPr>
+    </w:lvl>
+    <w:lvl w:ilvl="8" w:tplc="400A0005" w:tentative="1">
+      <w:start w:val="1"/>
+      <w:numFmt w:val="bullet"/>
+      <w:lvlText w:val=""/>
+      <w:lvlJc w:val="left"/>
+      <w:pPr>
+        <w:ind w:left="6480" w:hanging="360"/>
+      </w:pPr>
+      <w:rPr>
+        <w:rFonts w:ascii="Wingdings" w:hAnsi="Wingdings" w:hint="default"/>
+      </w:rPr>
+    </w:lvl>
+  </w:abstractNum>
+  <w:abstractNum w:abstractNumId="18" w15:restartNumberingAfterBreak="0">
+    <w:nsid w:val="774B3BA3"/>
+    <w:multiLevelType w:val="hybridMultilevel"/>
+    <w:tmpl w:val="427851CA"/>
+    <w:lvl w:ilvl="0" w:tplc="400A0001">
+      <w:start w:val="1"/>
+      <w:numFmt w:val="bullet"/>
+      <w:lvlText w:val=""/>
+      <w:lvlJc w:val="left"/>
+      <w:pPr>
+        <w:ind w:left="720" w:hanging="360"/>
+      </w:pPr>
+      <w:rPr>
+        <w:rFonts w:ascii="Symbol" w:hAnsi="Symbol" w:hint="default"/>
+      </w:rPr>
+    </w:lvl>
+    <w:lvl w:ilvl="1" w:tplc="400A0003" w:tentative="1">
+      <w:start w:val="1"/>
+      <w:numFmt w:val="bullet"/>
+      <w:lvlText w:val="o"/>
+      <w:lvlJc w:val="left"/>
+      <w:pPr>
+        <w:ind w:left="1440" w:hanging="360"/>
+      </w:pPr>
+      <w:rPr>
+        <w:rFonts w:ascii="Courier New" w:hAnsi="Courier New" w:cs="Courier New" w:hint="default"/>
+      </w:rPr>
+    </w:lvl>
+    <w:lvl w:ilvl="2" w:tplc="400A0005" w:tentative="1">
+      <w:start w:val="1"/>
+      <w:numFmt w:val="bullet"/>
+      <w:lvlText w:val=""/>
+      <w:lvlJc w:val="left"/>
+      <w:pPr>
+        <w:ind w:left="2160" w:hanging="360"/>
+      </w:pPr>
+      <w:rPr>
+        <w:rFonts w:ascii="Wingdings" w:hAnsi="Wingdings" w:hint="default"/>
+      </w:rPr>
+    </w:lvl>
+    <w:lvl w:ilvl="3" w:tplc="400A0001" w:tentative="1">
+      <w:start w:val="1"/>
+      <w:numFmt w:val="bullet"/>
+      <w:lvlText w:val=""/>
+      <w:lvlJc w:val="left"/>
+      <w:pPr>
+        <w:ind w:left="2880" w:hanging="360"/>
+      </w:pPr>
+      <w:rPr>
+        <w:rFonts w:ascii="Symbol" w:hAnsi="Symbol" w:hint="default"/>
+      </w:rPr>
+    </w:lvl>
+    <w:lvl w:ilvl="4" w:tplc="400A0003" w:tentative="1">
+      <w:start w:val="1"/>
+      <w:numFmt w:val="bullet"/>
+      <w:lvlText w:val="o"/>
+      <w:lvlJc w:val="left"/>
+      <w:pPr>
+        <w:ind w:left="3600" w:hanging="360"/>
+      </w:pPr>
+      <w:rPr>
+        <w:rFonts w:ascii="Courier New" w:hAnsi="Courier New" w:cs="Courier New" w:hint="default"/>
+      </w:rPr>
+    </w:lvl>
+    <w:lvl w:ilvl="5" w:tplc="400A0005" w:tentative="1">
+      <w:start w:val="1"/>
+      <w:numFmt w:val="bullet"/>
+      <w:lvlText w:val=""/>
+      <w:lvlJc w:val="left"/>
+      <w:pPr>
+        <w:ind w:left="4320" w:hanging="360"/>
+      </w:pPr>
+      <w:rPr>
+        <w:rFonts w:ascii="Wingdings" w:hAnsi="Wingdings" w:hint="default"/>
+      </w:rPr>
+    </w:lvl>
+    <w:lvl w:ilvl="6" w:tplc="400A0001" w:tentative="1">
+      <w:start w:val="1"/>
+      <w:numFmt w:val="bullet"/>
+      <w:lvlText w:val=""/>
+      <w:lvlJc w:val="left"/>
+      <w:pPr>
+        <w:ind w:left="5040" w:hanging="360"/>
+      </w:pPr>
+      <w:rPr>
+        <w:rFonts w:ascii="Symbol" w:hAnsi="Symbol" w:hint="default"/>
+      </w:rPr>
+    </w:lvl>
+    <w:lvl w:ilvl="7" w:tplc="400A0003" w:tentative="1">
+      <w:start w:val="1"/>
+      <w:numFmt w:val="bullet"/>
+      <w:lvlText w:val="o"/>
+      <w:lvlJc w:val="left"/>
+      <w:pPr>
+        <w:ind w:left="5760" w:hanging="360"/>
+      </w:pPr>
+      <w:rPr>
+        <w:rFonts w:ascii="Courier New" w:hAnsi="Courier New" w:cs="Courier New" w:hint="default"/>
+      </w:rPr>
+    </w:lvl>
+    <w:lvl w:ilvl="8" w:tplc="400A0005" w:tentative="1">
+      <w:start w:val="1"/>
+      <w:numFmt w:val="bullet"/>
+      <w:lvlText w:val=""/>
+      <w:lvlJc w:val="left"/>
+      <w:pPr>
+        <w:ind w:left="6480" w:hanging="360"/>
+      </w:pPr>
+      <w:rPr>
+        <w:rFonts w:ascii="Wingdings" w:hAnsi="Wingdings" w:hint="default"/>
+      </w:rPr>
+    </w:lvl>
+  </w:abstractNum>
+  <w:abstractNum w:abstractNumId="19" w15:restartNumberingAfterBreak="0">
+    <w:nsid w:val="7D8814A2"/>
+    <w:multiLevelType w:val="hybridMultilevel"/>
+    <w:tmpl w:val="6FC2DB86"/>
+    <w:lvl w:ilvl="0" w:tplc="400A0001">
+      <w:start w:val="1"/>
+      <w:numFmt w:val="bullet"/>
+      <w:lvlText w:val=""/>
+      <w:lvlJc w:val="left"/>
+      <w:pPr>
+        <w:ind w:left="769" w:hanging="360"/>
+      </w:pPr>
+      <w:rPr>
+        <w:rFonts w:ascii="Symbol" w:hAnsi="Symbol" w:hint="default"/>
+      </w:rPr>
+    </w:lvl>
+    <w:lvl w:ilvl="1" w:tplc="400A0003" w:tentative="1">
+      <w:start w:val="1"/>
+      <w:numFmt w:val="bullet"/>
+      <w:lvlText w:val="o"/>
+      <w:lvlJc w:val="left"/>
+      <w:pPr>
+        <w:ind w:left="1489" w:hanging="360"/>
+      </w:pPr>
+      <w:rPr>
+        <w:rFonts w:ascii="Courier New" w:hAnsi="Courier New" w:cs="Courier New" w:hint="default"/>
+      </w:rPr>
+    </w:lvl>
+    <w:lvl w:ilvl="2" w:tplc="400A0005" w:tentative="1">
+      <w:start w:val="1"/>
+      <w:numFmt w:val="bullet"/>
+      <w:lvlText w:val=""/>
+      <w:lvlJc w:val="left"/>
+      <w:pPr>
+        <w:ind w:left="2209" w:hanging="360"/>
+      </w:pPr>
+      <w:rPr>
+        <w:rFonts w:ascii="Wingdings" w:hAnsi="Wingdings" w:hint="default"/>
+      </w:rPr>
+    </w:lvl>
+    <w:lvl w:ilvl="3" w:tplc="400A0001" w:tentative="1">
+      <w:start w:val="1"/>
+      <w:numFmt w:val="bullet"/>
+      <w:lvlText w:val=""/>
+      <w:lvlJc w:val="left"/>
+      <w:pPr>
+        <w:ind w:left="2929" w:hanging="360"/>
+      </w:pPr>
+      <w:rPr>
+        <w:rFonts w:ascii="Symbol" w:hAnsi="Symbol" w:hint="default"/>
+      </w:rPr>
+    </w:lvl>
+    <w:lvl w:ilvl="4" w:tplc="400A0003" w:tentative="1">
+      <w:start w:val="1"/>
+      <w:numFmt w:val="bullet"/>
+      <w:lvlText w:val="o"/>
+      <w:lvlJc w:val="left"/>
+      <w:pPr>
+        <w:ind w:left="3649" w:hanging="360"/>
+      </w:pPr>
+      <w:rPr>
+        <w:rFonts w:ascii="Courier New" w:hAnsi="Courier New" w:cs="Courier New" w:hint="default"/>
+      </w:rPr>
+    </w:lvl>
+    <w:lvl w:ilvl="5" w:tplc="400A0005" w:tentative="1">
+      <w:start w:val="1"/>
+      <w:numFmt w:val="bullet"/>
+      <w:lvlText w:val=""/>
+      <w:lvlJc w:val="left"/>
+      <w:pPr>
+        <w:ind w:left="4369" w:hanging="360"/>
+      </w:pPr>
+      <w:rPr>
+        <w:rFonts w:ascii="Wingdings" w:hAnsi="Wingdings" w:hint="default"/>
+      </w:rPr>
+    </w:lvl>
+    <w:lvl w:ilvl="6" w:tplc="400A0001" w:tentative="1">
+      <w:start w:val="1"/>
+      <w:numFmt w:val="bullet"/>
+      <w:lvlText w:val=""/>
+      <w:lvlJc w:val="left"/>
+      <w:pPr>
+        <w:ind w:left="5089" w:hanging="360"/>
+      </w:pPr>
+      <w:rPr>
+        <w:rFonts w:ascii="Symbol" w:hAnsi="Symbol" w:hint="default"/>
+      </w:rPr>
+    </w:lvl>
+    <w:lvl w:ilvl="7" w:tplc="400A0003" w:tentative="1">
+      <w:start w:val="1"/>
+      <w:numFmt w:val="bullet"/>
+      <w:lvlText w:val="o"/>
+      <w:lvlJc w:val="left"/>
+      <w:pPr>
+        <w:ind w:left="5809" w:hanging="360"/>
+      </w:pPr>
+      <w:rPr>
+        <w:rFonts w:ascii="Courier New" w:hAnsi="Courier New" w:cs="Courier New" w:hint="default"/>
+      </w:rPr>
+    </w:lvl>
+    <w:lvl w:ilvl="8" w:tplc="400A0005" w:tentative="1">
+      <w:start w:val="1"/>
+      <w:numFmt w:val="bullet"/>
+      <w:lvlText w:val=""/>
+      <w:lvlJc w:val="left"/>
+      <w:pPr>
+        <w:ind w:left="6529" w:hanging="360"/>
       </w:pPr>
       <w:rPr>
         <w:rFonts w:ascii="Wingdings" w:hAnsi="Wingdings" w:hint="default"/>
@@ -2567,9 +4801,36 @@
     <w:abstractNumId w:val="0"/>
   </w:num>
   <w:num w:numId="10">
+    <w:abstractNumId w:val="15"/>
+  </w:num>
+  <w:num w:numId="11">
+    <w:abstractNumId w:val="13"/>
+  </w:num>
+  <w:num w:numId="12">
     <w:abstractNumId w:val="10"/>
   </w:num>
-  <w:num w:numId="11">
+  <w:num w:numId="13">
+    <w:abstractNumId w:val="19"/>
+  </w:num>
+  <w:num w:numId="14">
+    <w:abstractNumId w:val="16"/>
+  </w:num>
+  <w:num w:numId="15">
+    <w:abstractNumId w:val="18"/>
+  </w:num>
+  <w:num w:numId="16">
+    <w:abstractNumId w:val="12"/>
+  </w:num>
+  <w:num w:numId="17">
+    <w:abstractNumId w:val="11"/>
+  </w:num>
+  <w:num w:numId="18">
+    <w:abstractNumId w:val="14"/>
+  </w:num>
+  <w:num w:numId="19">
+    <w:abstractNumId w:val="17"/>
+  </w:num>
+  <w:num w:numId="20">
     <w:abstractNumId w:val="9"/>
   </w:num>
 </w:numbering>
